--- a/docs/ApiSave_Postvalidation_v2_Diagnosis.docx
+++ b/docs/ApiSave_Postvalidation_v2_Diagnosis.docx
@@ -107,19 +107,25 @@
         <w:t xml:space="preserve"> </w:t>
       </w:r>
       <w:r>
-        <w:t xml:space="preserve">This document is the diagnosis you asked for. Every claim</w:t>
-      </w:r>
-      <w:r>
-        <w:t xml:space="preserve"> </w:t>
-      </w:r>
-      <w:r>
-        <w:t xml:space="preserve">below is backed by the repeated-sampling regression runs already on file</w:t>
-      </w:r>
-      <w:r>
-        <w:t xml:space="preserve"> </w:t>
-      </w:r>
-      <w:r>
-        <w:t xml:space="preserve">(</w:t>
+        <w:t xml:space="preserve">This document is the diagnosis you asked for. It is backed by</w:t>
+      </w:r>
+      <w:r>
+        <w:t xml:space="preserve"> </w:t>
+      </w:r>
+      <w:r>
+        <w:t xml:space="preserve">two independent sources: the ten screenshots you sent (seven cases, §2.0), each mapped to</w:t>
+      </w:r>
+      <w:r>
+        <w:t xml:space="preserve"> </w:t>
+      </w:r>
+      <w:r>
+        <w:t xml:space="preserve">the exact Judge branch that produced it; and the repeated-sampling regression runs already</w:t>
+      </w:r>
+      <w:r>
+        <w:t xml:space="preserve"> </w:t>
+      </w:r>
+      <w:r>
+        <w:t xml:space="preserve">on file (</w:t>
       </w:r>
       <w:r>
         <w:rPr>
@@ -144,13 +150,7 @@
         <w:t xml:space="preserve"> </w:t>
       </w:r>
       <w:r>
-        <w:t xml:space="preserve">logic</w:t>
-      </w:r>
-      <w:r>
-        <w:t xml:space="preserve"> </w:t>
-      </w:r>
-      <w:r>
-        <w:t xml:space="preserve">and on the</w:t>
+        <w:t xml:space="preserve">logic and on the</w:t>
       </w:r>
       <w:r>
         <w:t xml:space="preserve"> </w:t>
@@ -166,13 +166,13 @@
         <w:t xml:space="preserve"> </w:t>
       </w:r>
       <w:r>
-        <w:t xml:space="preserve">build, run in the same session so the numbers are not distorted by the</w:t>
-      </w:r>
-      <w:r>
-        <w:t xml:space="preserve"> </w:t>
-      </w:r>
-      <w:r>
-        <w:t xml:space="preserve">model’s day-to-day drift.</w:t>
+        <w:t xml:space="preserve">build, run in the same session so the numbers are not distorted</w:t>
+      </w:r>
+      <w:r>
+        <w:t xml:space="preserve"> </w:t>
+      </w:r>
+      <w:r>
+        <w:t xml:space="preserve">by the model’s day-to-day drift.</w:t>
       </w:r>
     </w:p>
     <w:p>
@@ -319,7 +319,7 @@
       </w:r>
     </w:p>
     <w:bookmarkEnd w:id="10"/>
-    <w:bookmarkStart w:id="15" w:name="the-five-reported-issues-root-cause"/>
+    <w:bookmarkStart w:id="16" w:name="the-five-reported-issues-root-cause"/>
     <w:p>
       <w:pPr>
         <w:pStyle w:val="Heading1"/>
@@ -328,34 +328,13 @@
         <w:t xml:space="preserve">2. The five reported issues — root cause</w:t>
       </w:r>
     </w:p>
-    <w:bookmarkStart w:id="11" w:name="X91eba709978003fc0dff229bfa635b0c73949b6"/>
+    <w:bookmarkStart w:id="11" w:name="your-screenshots"/>
     <w:p>
       <w:pPr>
         <w:pStyle w:val="Heading2"/>
       </w:pPr>
       <w:r>
-        <w:t xml:space="preserve">2.1 A European hornet classified as</w:t>
-      </w:r>
-      <w:r>
-        <w:t xml:space="preserve"> </w:t>
-      </w:r>
-      <w:r>
-        <w:t xml:space="preserve">“Asian hornet highly probable”</w:t>
-      </w:r>
-      <w:r>
-        <w:t xml:space="preserve"> </w:t>
-      </w:r>
-      <w:r>
-        <w:t xml:space="preserve">(</w:t>
-      </w:r>
-      <w:r>
-        <w:rPr>
-          <w:rStyle w:val="VerbatimChar"/>
-        </w:rPr>
-        <w:t xml:space="preserve">ROUGE</w:t>
-      </w:r>
-      <w:r>
-        <w:t xml:space="preserve">) — critical</w:t>
+        <w:t xml:space="preserve">2.0 Your screenshots</w:t>
       </w:r>
     </w:p>
     <w:p>
@@ -363,94 +342,673 @@
         <w:pStyle w:val="FirstParagraph"/>
       </w:pPr>
       <w:r>
-        <w:rPr>
-          <w:b/>
-          <w:bCs/>
-        </w:rPr>
-        <w:t xml:space="preserve">Confirmed.</w:t>
-      </w:r>
-      <w:r>
-        <w:t xml:space="preserve"> </w:t>
-      </w:r>
-      <w:r>
-        <w:t xml:space="preserve">On the confirmed-European-hornet reference image, the previous logic gave</w:t>
-      </w:r>
-      <w:r>
-        <w:t xml:space="preserve"> </w:t>
-      </w:r>
-      <w:r>
-        <w:t xml:space="preserve">2 / 6 runs</w:t>
-      </w:r>
-      <w:r>
-        <w:t xml:space="preserve"> </w:t>
-      </w:r>
-      <w:r>
-        <w:rPr>
-          <w:rStyle w:val="VerbatimChar"/>
-        </w:rPr>
-        <w:t xml:space="preserve">ROUGE</w:t>
-      </w:r>
-      <w:r>
-        <w:t xml:space="preserve">; the current build gives</w:t>
-      </w:r>
-      <w:r>
-        <w:t xml:space="preserve"> </w:t>
-      </w:r>
-      <w:r>
-        <w:rPr>
-          <w:b/>
-          <w:bCs/>
-        </w:rPr>
-        <w:t xml:space="preserve">4 / 6 runs</w:t>
-      </w:r>
-      <w:r>
-        <w:rPr>
-          <w:b/>
-          <w:bCs/>
-        </w:rPr>
-        <w:t xml:space="preserve"> </w:t>
-      </w:r>
-      <w:r>
-        <w:rPr>
-          <w:rStyle w:val="VerbatimChar"/>
-          <w:b/>
-          <w:bCs/>
-        </w:rPr>
-        <w:t xml:space="preserve">ROUGE</w:t>
-      </w:r>
-      <w:r>
-        <w:t xml:space="preserve">, all as a direct verdict</w:t>
-      </w:r>
-      <w:r>
-        <w:t xml:space="preserve"> </w:t>
-      </w:r>
-      <w:r>
-        <w:t xml:space="preserve">(</w:t>
-      </w:r>
-      <w:r>
-        <w:rPr>
-          <w:rStyle w:val="VerbatimChar"/>
-        </w:rPr>
-        <w:t xml:space="preserve">Q1 + Q2 + Q3 = OUI</w:t>
-      </w:r>
-      <w:r>
-        <w:t xml:space="preserve">).</w:t>
-      </w:r>
-    </w:p>
-    <w:p>
-      <w:pPr>
-        <w:pStyle w:val="BodyText"/>
-      </w:pPr>
-      <w:r>
-        <w:rPr>
-          <w:b/>
-          <w:bCs/>
-        </w:rPr>
-        <w:t xml:space="preserve">Cause — two layers:</w:t>
-      </w:r>
-    </w:p>
-    <w:p>
-      <w:pPr>
+        <w:t xml:space="preserve">The ten screenshots you sent are seven cases. Every one is a non-target insect, and the</w:t>
+      </w:r>
+      <w:r>
+        <w:t xml:space="preserve"> </w:t>
+      </w:r>
+      <w:r>
+        <w:t xml:space="preserve">build gets all seven wrong. Each is mapped to the exact branch of the Judge that produced</w:t>
+      </w:r>
+      <w:r>
+        <w:t xml:space="preserve"> </w:t>
+      </w:r>
+      <w:r>
+        <w:t xml:space="preserve">it.</w:t>
+      </w:r>
+    </w:p>
+    <w:tbl>
+      <w:tblPr>
+        <w:tblStyle w:val="Table"/>
+        <w:tblW w:type="pct" w:w="5000"/>
+        <w:tblLayout w:type="fixed"/>
+        <w:tblLook w:firstRow="1" w:lastRow="0" w:firstColumn="0" w:lastColumn="0" w:noHBand="0" w:noVBand="0" w:val="0020"/>
+      </w:tblPr>
+      <w:tblGrid>
+        <w:gridCol w:w="1584"/>
+        <w:gridCol w:w="1584"/>
+        <w:gridCol w:w="1584"/>
+        <w:gridCol w:w="1584"/>
+        <w:gridCol w:w="1584"/>
+      </w:tblGrid>
+      <w:tr>
+        <w:trPr>
+          <w:tblHeader w:val="on"/>
+        </w:trPr>
+        <w:tc>
+          <w:tcPr/>
+          <w:p>
+            <w:pPr>
+              <w:pStyle w:val="Compact"/>
+            </w:pPr>
+            <w:r>
+              <w:t xml:space="preserve">#</w:t>
+            </w:r>
+          </w:p>
+        </w:tc>
+        <w:tc>
+          <w:tcPr/>
+          <w:p>
+            <w:pPr>
+              <w:pStyle w:val="Compact"/>
+            </w:pPr>
+            <w:r>
+              <w:t xml:space="preserve">Subject in the photo</w:t>
+            </w:r>
+          </w:p>
+        </w:tc>
+        <w:tc>
+          <w:tcPr/>
+          <w:p>
+            <w:pPr>
+              <w:pStyle w:val="Compact"/>
+            </w:pPr>
+            <w:r>
+              <w:t xml:space="preserve">Verdict shown</w:t>
+            </w:r>
+          </w:p>
+        </w:tc>
+        <w:tc>
+          <w:tcPr/>
+          <w:p>
+            <w:pPr>
+              <w:pStyle w:val="Compact"/>
+            </w:pPr>
+            <w:r>
+              <w:t xml:space="preserve">Reason code shown</w:t>
+            </w:r>
+          </w:p>
+        </w:tc>
+        <w:tc>
+          <w:tcPr/>
+          <w:p>
+            <w:pPr>
+              <w:pStyle w:val="Compact"/>
+            </w:pPr>
+            <w:r>
+              <w:t xml:space="preserve">Should be</w:t>
+            </w:r>
+          </w:p>
+        </w:tc>
+      </w:tr>
+      <w:tr>
+        <w:tc>
+          <w:tcPr/>
+          <w:p>
+            <w:pPr>
+              <w:pStyle w:val="Compact"/>
+            </w:pPr>
+            <w:r>
+              <w:t xml:space="preserve">1</w:t>
+            </w:r>
+          </w:p>
+        </w:tc>
+        <w:tc>
+          <w:tcPr/>
+          <w:p>
+            <w:pPr>
+              <w:pStyle w:val="Compact"/>
+            </w:pPr>
+            <w:r>
+              <w:t xml:space="preserve">Dark insect on an</w:t>
+            </w:r>
+            <w:r>
+              <w:t xml:space="preserve"> </w:t>
+            </w:r>
+            <w:r>
+              <w:rPr>
+                <w:b/>
+                <w:bCs/>
+              </w:rPr>
+              <w:t xml:space="preserve">open hexagonal comb nest</w:t>
+            </w:r>
+            <w:r>
+              <w:t xml:space="preserve"> </w:t>
+            </w:r>
+            <w:r>
+              <w:t xml:space="preserve">(paper-wasp /</w:t>
+            </w:r>
+            <w:r>
+              <w:t xml:space="preserve"> </w:t>
+            </w:r>
+            <w:r>
+              <w:rPr>
+                <w:i/>
+                <w:iCs/>
+              </w:rPr>
+              <w:t xml:space="preserve">Polistes</w:t>
+            </w:r>
+            <w:r>
+              <w:t xml:space="preserve"> </w:t>
+            </w:r>
+            <w:r>
+              <w:t xml:space="preserve">type — not a</w:t>
+            </w:r>
+            <w:r>
+              <w:t xml:space="preserve"> </w:t>
+            </w:r>
+            <w:r>
+              <w:rPr>
+                <w:i/>
+                <w:iCs/>
+              </w:rPr>
+              <w:t xml:space="preserve">velutina</w:t>
+            </w:r>
+            <w:r>
+              <w:t xml:space="preserve"> </w:t>
+            </w:r>
+            <w:r>
+              <w:t xml:space="preserve">carton nest); backlit, slightly soft</w:t>
+            </w:r>
+          </w:p>
+        </w:tc>
+        <w:tc>
+          <w:tcPr/>
+          <w:p>
+            <w:pPr>
+              <w:pStyle w:val="Compact"/>
+            </w:pPr>
+            <w:r>
+              <w:rPr>
+                <w:rStyle w:val="VerbatimChar"/>
+                <w:b/>
+                <w:bCs/>
+              </w:rPr>
+              <w:t xml:space="preserve">ROUGE</w:t>
+            </w:r>
+            <w:r>
+              <w:rPr>
+                <w:b/>
+                <w:bCs/>
+              </w:rPr>
+              <w:t xml:space="preserve"> </w:t>
+            </w:r>
+            <w:r>
+              <w:rPr>
+                <w:b/>
+                <w:bCs/>
+              </w:rPr>
+              <w:t xml:space="preserve">—</w:t>
+            </w:r>
+            <w:r>
+              <w:rPr>
+                <w:b/>
+                <w:bCs/>
+              </w:rPr>
+              <w:t xml:space="preserve"> </w:t>
+            </w:r>
+            <w:r>
+              <w:rPr>
+                <w:b/>
+                <w:bCs/>
+              </w:rPr>
+              <w:t xml:space="preserve">“Asian hornet highly probable”</w:t>
+            </w:r>
+            <w:r>
+              <w:rPr>
+                <w:b/>
+                <w:bCs/>
+              </w:rPr>
+              <w:t xml:space="preserve">, 92 %</w:t>
+            </w:r>
+          </w:p>
+        </w:tc>
+        <w:tc>
+          <w:tcPr/>
+          <w:p>
+            <w:pPr>
+              <w:pStyle w:val="Compact"/>
+            </w:pPr>
+            <w:r>
+              <w:rPr>
+                <w:rStyle w:val="VerbatimChar"/>
+              </w:rPr>
+              <w:t xml:space="preserve">Q1 + Q2 + Q3 = OUI</w:t>
+            </w:r>
+          </w:p>
+        </w:tc>
+        <w:tc>
+          <w:tcPr/>
+          <w:p>
+            <w:pPr>
+              <w:pStyle w:val="Compact"/>
+            </w:pPr>
+            <w:r>
+              <w:t xml:space="preserve">non-target vespid —</w:t>
+            </w:r>
+            <w:r>
+              <w:t xml:space="preserve"> </w:t>
+            </w:r>
+            <w:r>
+              <w:rPr>
+                <w:b/>
+                <w:bCs/>
+              </w:rPr>
+              <w:t xml:space="preserve">critical false positive</w:t>
+            </w:r>
+          </w:p>
+        </w:tc>
+      </w:tr>
+      <w:tr>
+        <w:tc>
+          <w:tcPr/>
+          <w:p>
+            <w:pPr>
+              <w:pStyle w:val="Compact"/>
+            </w:pPr>
+            <w:r>
+              <w:t xml:space="preserve">2</w:t>
+            </w:r>
+          </w:p>
+        </w:tc>
+        <w:tc>
+          <w:tcPr/>
+          <w:p>
+            <w:pPr>
+              <w:pStyle w:val="Compact"/>
+            </w:pPr>
+            <w:r>
+              <w:t xml:space="preserve">Wasp, regular yellow bands across the whole abdomen; sharp enough to read every band</w:t>
+            </w:r>
+          </w:p>
+        </w:tc>
+        <w:tc>
+          <w:tcPr/>
+          <w:p>
+            <w:pPr>
+              <w:pStyle w:val="Compact"/>
+            </w:pPr>
+            <w:r>
+              <w:t xml:space="preserve">“Insufficient data”</w:t>
+            </w:r>
+            <w:r>
+              <w:t xml:space="preserve">, 55 %</w:t>
+            </w:r>
+          </w:p>
+        </w:tc>
+        <w:tc>
+          <w:tcPr/>
+          <w:p>
+            <w:pPr>
+              <w:pStyle w:val="Compact"/>
+            </w:pPr>
+            <w:r>
+              <w:t xml:space="preserve">“Chromatic conflict — photograph under direct natural light”</w:t>
+            </w:r>
+          </w:p>
+        </w:tc>
+        <w:tc>
+          <w:tcPr/>
+          <w:p>
+            <w:pPr>
+              <w:pStyle w:val="Compact"/>
+            </w:pPr>
+            <w:r>
+              <w:t xml:space="preserve">“probable non-target”</w:t>
+            </w:r>
+          </w:p>
+        </w:tc>
+      </w:tr>
+      <w:tr>
+        <w:tc>
+          <w:tcPr/>
+          <w:p>
+            <w:pPr>
+              <w:pStyle w:val="Compact"/>
+            </w:pPr>
+            <w:r>
+              <w:t xml:space="preserve">3</w:t>
+            </w:r>
+          </w:p>
+        </w:tc>
+        <w:tc>
+          <w:tcPr/>
+          <w:p>
+            <w:pPr>
+              <w:pStyle w:val="Compact"/>
+            </w:pPr>
+            <w:r>
+              <w:t xml:space="preserve">Wasp on a purple flower, regular yellow bands; sharp</w:t>
+            </w:r>
+          </w:p>
+        </w:tc>
+        <w:tc>
+          <w:tcPr/>
+          <w:p>
+            <w:pPr>
+              <w:pStyle w:val="Compact"/>
+            </w:pPr>
+            <w:r>
+              <w:t xml:space="preserve">“Insufficient data”</w:t>
+            </w:r>
+            <w:r>
+              <w:t xml:space="preserve">, 55 %</w:t>
+            </w:r>
+          </w:p>
+        </w:tc>
+        <w:tc>
+          <w:tcPr/>
+          <w:p>
+            <w:pPr>
+              <w:pStyle w:val="Compact"/>
+            </w:pPr>
+            <w:r>
+              <w:t xml:space="preserve">same</w:t>
+            </w:r>
+          </w:p>
+        </w:tc>
+        <w:tc>
+          <w:tcPr/>
+          <w:p>
+            <w:pPr>
+              <w:pStyle w:val="Compact"/>
+            </w:pPr>
+            <w:r>
+              <w:t xml:space="preserve">“probable non-target”</w:t>
+            </w:r>
+          </w:p>
+        </w:tc>
+      </w:tr>
+      <w:tr>
+        <w:tc>
+          <w:tcPr/>
+          <w:p>
+            <w:pPr>
+              <w:pStyle w:val="Compact"/>
+            </w:pPr>
+            <w:r>
+              <w:t xml:space="preserve">4</w:t>
+            </w:r>
+          </w:p>
+        </w:tc>
+        <w:tc>
+          <w:tcPr/>
+          <w:p>
+            <w:pPr>
+              <w:pStyle w:val="Compact"/>
+            </w:pPr>
+            <w:r>
+              <w:t xml:space="preserve">Hoverfly (</w:t>
+            </w:r>
+            <w:r>
+              <w:rPr>
+                <w:i/>
+                <w:iCs/>
+              </w:rPr>
+              <w:t xml:space="preserve">Volucella</w:t>
+            </w:r>
+            <w:r>
+              <w:t xml:space="preserve">, a hornet-mimic</w:t>
+            </w:r>
+            <w:r>
+              <w:t xml:space="preserve"> </w:t>
+            </w:r>
+            <w:r>
+              <w:rPr>
+                <w:b/>
+                <w:bCs/>
+              </w:rPr>
+              <w:t xml:space="preserve">fly</w:t>
+            </w:r>
+            <w:r>
+              <w:t xml:space="preserve"> </w:t>
+            </w:r>
+            <w:r>
+              <w:t xml:space="preserve">— huge eyes, one pair of wings, no waist); very sharp, full sun</w:t>
+            </w:r>
+          </w:p>
+        </w:tc>
+        <w:tc>
+          <w:tcPr/>
+          <w:p>
+            <w:pPr>
+              <w:pStyle w:val="Compact"/>
+            </w:pPr>
+            <w:r>
+              <w:t xml:space="preserve">“Insufficient data”</w:t>
+            </w:r>
+            <w:r>
+              <w:t xml:space="preserve">, 55 %</w:t>
+            </w:r>
+          </w:p>
+        </w:tc>
+        <w:tc>
+          <w:tcPr/>
+          <w:p>
+            <w:pPr>
+              <w:pStyle w:val="Compact"/>
+            </w:pPr>
+            <w:r>
+              <w:t xml:space="preserve">same</w:t>
+            </w:r>
+          </w:p>
+        </w:tc>
+        <w:tc>
+          <w:tcPr/>
+          <w:p>
+            <w:pPr>
+              <w:pStyle w:val="Compact"/>
+            </w:pPr>
+            <w:r>
+              <w:t xml:space="preserve">non-target (not even a hymenopteran)</w:t>
+            </w:r>
+          </w:p>
+        </w:tc>
+      </w:tr>
+      <w:tr>
+        <w:tc>
+          <w:tcPr/>
+          <w:p>
+            <w:pPr>
+              <w:pStyle w:val="Compact"/>
+            </w:pPr>
+            <w:r>
+              <w:t xml:space="preserve">5</w:t>
+            </w:r>
+          </w:p>
+        </w:tc>
+        <w:tc>
+          <w:tcPr/>
+          <w:p>
+            <w:pPr>
+              <w:pStyle w:val="Compact"/>
+            </w:pPr>
+            <w:r>
+              <w:t xml:space="preserve">Hoverfly (</w:t>
+            </w:r>
+            <w:r>
+              <w:rPr>
+                <w:i/>
+                <w:iCs/>
+              </w:rPr>
+              <w:t xml:space="preserve">Volucella</w:t>
+            </w:r>
+            <w:r>
+              <w:t xml:space="preserve">); very sharp, full sun</w:t>
+            </w:r>
+          </w:p>
+        </w:tc>
+        <w:tc>
+          <w:tcPr/>
+          <w:p>
+            <w:pPr>
+              <w:pStyle w:val="Compact"/>
+            </w:pPr>
+            <w:r>
+              <w:t xml:space="preserve">“Insufficient data”</w:t>
+            </w:r>
+            <w:r>
+              <w:t xml:space="preserve">, 55 %</w:t>
+            </w:r>
+          </w:p>
+        </w:tc>
+        <w:tc>
+          <w:tcPr/>
+          <w:p>
+            <w:pPr>
+              <w:pStyle w:val="Compact"/>
+            </w:pPr>
+            <w:r>
+              <w:t xml:space="preserve">same</w:t>
+            </w:r>
+          </w:p>
+        </w:tc>
+        <w:tc>
+          <w:tcPr/>
+          <w:p>
+            <w:pPr>
+              <w:pStyle w:val="Compact"/>
+            </w:pPr>
+            <w:r>
+              <w:t xml:space="preserve">non-target</w:t>
+            </w:r>
+          </w:p>
+        </w:tc>
+      </w:tr>
+      <w:tr>
+        <w:tc>
+          <w:tcPr/>
+          <w:p>
+            <w:pPr>
+              <w:pStyle w:val="Compact"/>
+            </w:pPr>
+            <w:r>
+              <w:t xml:space="preserve">6</w:t>
+            </w:r>
+          </w:p>
+        </w:tc>
+        <w:tc>
+          <w:tcPr/>
+          <w:p>
+            <w:pPr>
+              <w:pStyle w:val="Compact"/>
+            </w:pPr>
+            <w:r>
+              <w:t xml:space="preserve">Hoverfly (</w:t>
+            </w:r>
+            <w:r>
+              <w:rPr>
+                <w:i/>
+                <w:iCs/>
+              </w:rPr>
+              <w:t xml:space="preserve">Volucella</w:t>
+            </w:r>
+            <w:r>
+              <w:t xml:space="preserve">); very sharp, full sun</w:t>
+            </w:r>
+          </w:p>
+        </w:tc>
+        <w:tc>
+          <w:tcPr/>
+          <w:p>
+            <w:pPr>
+              <w:pStyle w:val="Compact"/>
+            </w:pPr>
+            <w:r>
+              <w:t xml:space="preserve">“Insufficient data”</w:t>
+            </w:r>
+            <w:r>
+              <w:t xml:space="preserve">, 55 %</w:t>
+            </w:r>
+          </w:p>
+        </w:tc>
+        <w:tc>
+          <w:tcPr/>
+          <w:p>
+            <w:pPr>
+              <w:pStyle w:val="Compact"/>
+            </w:pPr>
+            <w:r>
+              <w:t xml:space="preserve">same</w:t>
+            </w:r>
+          </w:p>
+        </w:tc>
+        <w:tc>
+          <w:tcPr/>
+          <w:p>
+            <w:pPr>
+              <w:pStyle w:val="Compact"/>
+            </w:pPr>
+            <w:r>
+              <w:t xml:space="preserve">non-target</w:t>
+            </w:r>
+          </w:p>
+        </w:tc>
+      </w:tr>
+      <w:tr>
+        <w:tc>
+          <w:tcPr/>
+          <w:p>
+            <w:pPr>
+              <w:pStyle w:val="Compact"/>
+            </w:pPr>
+            <w:r>
+              <w:t xml:space="preserve">7</w:t>
+            </w:r>
+          </w:p>
+        </w:tc>
+        <w:tc>
+          <w:tcPr/>
+          <w:p>
+            <w:pPr>
+              <w:pStyle w:val="Compact"/>
+            </w:pPr>
+            <w:r>
+              <w:rPr>
+                <w:b/>
+                <w:bCs/>
+              </w:rPr>
+              <w:t xml:space="preserve">European hornet</w:t>
+            </w:r>
+            <w:r>
+              <w:t xml:space="preserve"> </w:t>
+            </w:r>
+            <w:r>
+              <w:t xml:space="preserve">(dead, on its side) — yellow abdomen with dark marks, reddish thorax; sharp</w:t>
+            </w:r>
+          </w:p>
+        </w:tc>
+        <w:tc>
+          <w:tcPr/>
+          <w:p>
+            <w:pPr>
+              <w:pStyle w:val="Compact"/>
+            </w:pPr>
+            <w:r>
+              <w:t xml:space="preserve">“Insufficient data”</w:t>
+            </w:r>
+            <w:r>
+              <w:t xml:space="preserve">, 55 %</w:t>
+            </w:r>
+          </w:p>
+        </w:tc>
+        <w:tc>
+          <w:tcPr/>
+          <w:p>
+            <w:pPr>
+              <w:pStyle w:val="Compact"/>
+            </w:pPr>
+            <w:r>
+              <w:t xml:space="preserve">“Blurry image — stabilise and retake”</w:t>
+            </w:r>
+          </w:p>
+        </w:tc>
+        <w:tc>
+          <w:tcPr/>
+          <w:p>
+            <w:pPr>
+              <w:pStyle w:val="Compact"/>
+            </w:pPr>
+            <w:r>
+              <w:t xml:space="preserve">“probable non-target”</w:t>
+            </w:r>
+          </w:p>
+        </w:tc>
+      </w:tr>
+    </w:tbl>
+    <w:p>
+      <w:pPr>
+        <w:pStyle w:val="Compact"/>
         <w:numPr>
           <w:ilvl w:val="0"/>
           <w:numId w:val="1002"/>
@@ -461,78 +1019,13 @@
           <w:b/>
           <w:bCs/>
         </w:rPr>
-        <w:t xml:space="preserve">Prompt.</w:t>
-      </w:r>
-      <w:r>
-        <w:t xml:space="preserve"> </w:t>
-      </w:r>
-      <w:r>
-        <w:t xml:space="preserve">The revised wording tells the model to describe the abdomen ground by what</w:t>
-      </w:r>
-      <w:r>
-        <w:t xml:space="preserve"> </w:t>
-      </w:r>
-      <w:r>
-        <w:t xml:space="preserve">visually dominates (rather than defaulting to</w:t>
-      </w:r>
-      <w:r>
-        <w:t xml:space="preserve"> </w:t>
-      </w:r>
-      <w:r>
-        <w:t xml:space="preserve">“mixed yellow/black”</w:t>
-      </w:r>
-      <w:r>
-        <w:t xml:space="preserve">), and restricts the</w:t>
-      </w:r>
-      <w:r>
-        <w:t xml:space="preserve"> </w:t>
-      </w:r>
-      <w:r>
-        <w:t xml:space="preserve">“rufous head”</w:t>
-      </w:r>
-      <w:r>
-        <w:t xml:space="preserve"> </w:t>
-      </w:r>
-      <w:r>
-        <w:t xml:space="preserve">marker to a</w:t>
-      </w:r>
-      <w:r>
-        <w:t xml:space="preserve"> </w:t>
-      </w:r>
-      <w:r>
-        <w:rPr>
-          <w:i/>
-          <w:iCs/>
-        </w:rPr>
-        <w:t xml:space="preserve">genuinely red</w:t>
-      </w:r>
-      <w:r>
-        <w:t xml:space="preserve"> </w:t>
-      </w:r>
-      <w:r>
-        <w:t xml:space="preserve">head. On a European hornet — dark-ish abdomen,</w:t>
-      </w:r>
-      <w:r>
-        <w:t xml:space="preserve"> </w:t>
-      </w:r>
-      <w:r>
-        <w:t xml:space="preserve">orange-red head that is not vivid red — the model now more often reads the abdomen as</w:t>
-      </w:r>
-      <w:r>
-        <w:t xml:space="preserve"> </w:t>
-      </w:r>
-      <w:r>
-        <w:rPr>
-          <w:i/>
-          <w:iCs/>
-        </w:rPr>
-        <w:t xml:space="preserve">dark</w:t>
-      </w:r>
-      <w:r>
-        <w:t xml:space="preserve"> </w:t>
-      </w:r>
-      <w:r>
-        <w:t xml:space="preserve">and drops the rufous-head marker. The result is</w:t>
+        <w:t xml:space="preserve">Case 1</w:t>
+      </w:r>
+      <w:r>
+        <w:t xml:space="preserve"> </w:t>
+      </w:r>
+      <w:r>
+        <w:t xml:space="preserve">is symptom 2.1 — a non-target reaching</w:t>
       </w:r>
       <w:r>
         <w:t xml:space="preserve"> </w:t>
@@ -541,23 +1034,57 @@
         <w:rPr>
           <w:rStyle w:val="VerbatimChar"/>
         </w:rPr>
+        <w:t xml:space="preserve">ROUGE</w:t>
+      </w:r>
+      <w:r>
+        <w:t xml:space="preserve"> </w:t>
+      </w:r>
+      <w:r>
+        <w:t xml:space="preserve">at 92 % because the model read</w:t>
+      </w:r>
+      <w:r>
+        <w:t xml:space="preserve"> </w:t>
+      </w:r>
+      <w:r>
+        <w:rPr>
+          <w:rStyle w:val="VerbatimChar"/>
+        </w:rPr>
         <w:t xml:space="preserve">Q1 = Q2 = Q3 = OUI</w:t>
       </w:r>
       <w:r>
         <w:t xml:space="preserve"> </w:t>
       </w:r>
       <w:r>
-        <w:t xml:space="preserve">— the full</w:t>
-      </w:r>
-      <w:r>
-        <w:t xml:space="preserve"> </w:t>
-      </w:r>
-      <w:r>
-        <w:t xml:space="preserve">Asian-hornet signature.</w:t>
-      </w:r>
-    </w:p>
-    <w:p>
-      <w:pPr>
+        <w:t xml:space="preserve">and nothing checked the nest shape or any exclusion marker before the</w:t>
+      </w:r>
+      <w:r>
+        <w:t xml:space="preserve"> </w:t>
+      </w:r>
+      <w:r>
+        <w:t xml:space="preserve">verdict. The photo is also soft/backlit — the model should not have been confident enough</w:t>
+      </w:r>
+      <w:r>
+        <w:t xml:space="preserve"> </w:t>
+      </w:r>
+      <w:r>
+        <w:t xml:space="preserve">to answer all three</w:t>
+      </w:r>
+      <w:r>
+        <w:t xml:space="preserve"> </w:t>
+      </w:r>
+      <w:r>
+        <w:rPr>
+          <w:rStyle w:val="VerbatimChar"/>
+        </w:rPr>
+        <w:t xml:space="preserve">OUI</w:t>
+      </w:r>
+      <w:r>
+        <w:t xml:space="preserve">.</w:t>
+      </w:r>
+    </w:p>
+    <w:p>
+      <w:pPr>
+        <w:pStyle w:val="Compact"/>
         <w:numPr>
           <w:ilvl w:val="0"/>
           <w:numId w:val="1002"/>
@@ -568,13 +1095,28 @@
           <w:b/>
           <w:bCs/>
         </w:rPr>
-        <w:t xml:space="preserve">Judge structure.</w:t>
-      </w:r>
-      <w:r>
-        <w:t xml:space="preserve"> </w:t>
-      </w:r>
-      <w:r>
-        <w:t xml:space="preserve">The Judge concludes</w:t>
+        <w:t xml:space="preserve">Cases 2–6</w:t>
+      </w:r>
+      <w:r>
+        <w:t xml:space="preserve"> </w:t>
+      </w:r>
+      <w:r>
+        <w:t xml:space="preserve">are symptom 2.2 — sufficiently visible non-targets sent to</w:t>
+      </w:r>
+      <w:r>
+        <w:t xml:space="preserve"> </w:t>
+      </w:r>
+      <w:r>
+        <w:t xml:space="preserve">“Insufficient</w:t>
+      </w:r>
+      <w:r>
+        <w:t xml:space="preserve"> </w:t>
+      </w:r>
+      <w:r>
+        <w:t xml:space="preserve">data”</w:t>
+      </w:r>
+      <w:r>
+        <w:t xml:space="preserve">. All five carry</w:t>
       </w:r>
       <w:r>
         <w:t xml:space="preserve"> </w:t>
@@ -583,97 +1125,326 @@
         <w:rPr>
           <w:rStyle w:val="VerbatimChar"/>
         </w:rPr>
-        <w:t xml:space="preserve">ROUGE</w:t>
-      </w:r>
-      <w:r>
-        <w:t xml:space="preserve"> </w:t>
-      </w:r>
-      <w:r>
-        <w:rPr>
-          <w:b/>
-          <w:bCs/>
-        </w:rPr>
-        <w:t xml:space="preserve">the instant</w:t>
-      </w:r>
-      <w:r>
-        <w:rPr>
-          <w:b/>
-          <w:bCs/>
-        </w:rPr>
+        <w:t xml:space="preserve">RETAKE_LIGHTING_ANGLE</w:t>
+      </w:r>
+      <w:r>
+        <w:t xml:space="preserve">, whose label tells the user to find</w:t>
+      </w:r>
+      <w:r>
+        <w:t xml:space="preserve"> </w:t>
+      </w:r>
+      <w:r>
+        <w:t xml:space="preserve">“direct</w:t>
+      </w:r>
+      <w:r>
+        <w:t xml:space="preserve"> </w:t>
+      </w:r>
+      <w:r>
+        <w:t xml:space="preserve">natural light”</w:t>
+      </w:r>
+      <w:r>
+        <w:t xml:space="preserve"> </w:t>
+      </w:r>
+      <w:r>
+        <w:t xml:space="preserve">even though four of the five were shot in full sun (symptom 2.5).</w:t>
+      </w:r>
+    </w:p>
+    <w:p>
+      <w:pPr>
+        <w:pStyle w:val="Compact"/>
+        <w:numPr>
+          <w:ilvl w:val="0"/>
+          <w:numId w:val="1002"/>
+        </w:numPr>
+      </w:pPr>
+      <w:r>
+        <w:rPr>
+          <w:b/>
+          <w:bCs/>
+        </w:rPr>
+        <w:t xml:space="preserve">Case 7</w:t>
+      </w:r>
+      <w:r>
+        <w:t xml:space="preserve"> </w:t>
+      </w:r>
+      <w:r>
+        <w:t xml:space="preserve">is symptoms 2.2 + 2.4 — a sharp European hornet sent to</w:t>
+      </w:r>
+      <w:r>
+        <w:t xml:space="preserve"> </w:t>
+      </w:r>
+      <w:r>
+        <w:t xml:space="preserve">“Insufficient data”</w:t>
+      </w:r>
+      <w:r>
+        <w:t xml:space="preserve"> </w:t>
+      </w:r>
+      <w:r>
+        <w:t xml:space="preserve">with</w:t>
+      </w:r>
+      <w:r>
         <w:t xml:space="preserve"> </w:t>
       </w:r>
       <w:r>
         <w:rPr>
           <w:rStyle w:val="VerbatimChar"/>
-          <w:b/>
-          <w:bCs/>
-        </w:rPr>
-        <w:t xml:space="preserve">Q1 = Q2 = Q3 = OUI</w:t>
-      </w:r>
-      <w:r>
-        <w:t xml:space="preserve">.</w:t>
-      </w:r>
-      <w:r>
-        <w:t xml:space="preserve"> </w:t>
-      </w:r>
-      <w:r>
-        <w:t xml:space="preserve">This check runs</w:t>
-      </w:r>
-      <w:r>
-        <w:t xml:space="preserve"> </w:t>
+        </w:rPr>
+        <w:t xml:space="preserve">RETAKE_SHARPER</w:t>
+      </w:r>
+      <w:r>
+        <w:t xml:space="preserve"> </w:t>
+      </w:r>
+      <w:r>
+        <w:t xml:space="preserve">(</w:t>
+      </w:r>
+      <w:r>
+        <w:t xml:space="preserve">“blurry image”</w:t>
+      </w:r>
+      <w:r>
+        <w:t xml:space="preserve">). The image is not blurry.</w:t>
+      </w:r>
+    </w:p>
+    <w:p>
+      <w:pPr>
+        <w:pStyle w:val="FirstParagraph"/>
+      </w:pPr>
+      <w:r>
+        <w:t xml:space="preserve">The motif text on cases 2–7 (</w:t>
+      </w:r>
+      <w:r>
+        <w:t xml:space="preserve">“deviant morphology but crabro chromatic profile — second</w:t>
+      </w:r>
+      <w:r>
+        <w:t xml:space="preserve"> </w:t>
+      </w:r>
+      <w:r>
+        <w:t xml:space="preserve">photo required”</w:t>
+      </w:r>
+      <w:r>
+        <w:t xml:space="preserve"> </w:t>
+      </w:r>
+      <w:r>
+        <w:t xml:space="preserve">/</w:t>
+      </w:r>
+      <w:r>
+        <w:t xml:space="preserve"> </w:t>
+      </w:r>
+      <w:r>
+        <w:t xml:space="preserve">“criteria insufficient to conclude”</w:t>
+      </w:r>
+      <w:r>
+        <w:t xml:space="preserve">) is the tell: the model</w:t>
+      </w:r>
+      <w:r>
+        <w:t xml:space="preserve"> </w:t>
+      </w:r>
+      <w:r>
+        <w:rPr>
+          <w:b/>
+          <w:bCs/>
+        </w:rPr>
+        <w:t xml:space="preserve">has</w:t>
+      </w:r>
+      <w:r>
+        <w:t xml:space="preserve"> </w:t>
+      </w:r>
+      <w:r>
+        <w:t xml:space="preserve">seen</w:t>
+      </w:r>
+      <w:r>
+        <w:t xml:space="preserve"> </w:t>
+      </w:r>
+      <w:r>
+        <w:t xml:space="preserve">non-</w:t>
       </w:r>
       <w:r>
         <w:rPr>
           <w:i/>
           <w:iCs/>
         </w:rPr>
-        <w:t xml:space="preserve">before</w:t>
-      </w:r>
-      <w:r>
-        <w:t xml:space="preserve"> </w:t>
-      </w:r>
-      <w:r>
-        <w:t xml:space="preserve">any of the exclusion routes (</w:t>
+        <w:t xml:space="preserve">velutina</w:t>
+      </w:r>
+      <w:r>
+        <w:t xml:space="preserve"> </w:t>
+      </w:r>
+      <w:r>
+        <w:t xml:space="preserve">features, and the Judge is choosing to ask for another photo instead of</w:t>
+      </w:r>
+      <w:r>
+        <w:t xml:space="preserve"> </w:t>
+      </w:r>
+      <w:r>
+        <w:t xml:space="preserve">acting on them. That is exactly the behaviour to reverse.</w:t>
+      </w:r>
+    </w:p>
+    <w:bookmarkEnd w:id="11"/>
+    <w:bookmarkStart w:id="12" w:name="X91eba709978003fc0dff229bfa635b0c73949b6"/>
+    <w:p>
+      <w:pPr>
+        <w:pStyle w:val="Heading2"/>
+      </w:pPr>
+      <w:r>
+        <w:t xml:space="preserve">2.1 A European hornet classified as</w:t>
+      </w:r>
+      <w:r>
+        <w:t xml:space="preserve"> </w:t>
+      </w:r>
+      <w:r>
+        <w:t xml:space="preserve">“Asian hornet highly probable”</w:t>
+      </w:r>
+      <w:r>
+        <w:t xml:space="preserve"> </w:t>
+      </w:r>
+      <w:r>
+        <w:t xml:space="preserve">(</w:t>
       </w:r>
       <w:r>
         <w:rPr>
           <w:rStyle w:val="VerbatimChar"/>
         </w:rPr>
-        <w:t xml:space="preserve">CRABRO_LIKE_PROFILE</w:t>
-      </w:r>
-      <w:r>
-        <w:t xml:space="preserve">, the</w:t>
-      </w:r>
-      <w:r>
-        <w:t xml:space="preserve"> </w:t>
-      </w:r>
-      <w:r>
-        <w:t xml:space="preserve">target-incompatibility logic). There is</w:t>
-      </w:r>
-      <w:r>
-        <w:t xml:space="preserve"> </w:t>
-      </w:r>
-      <w:r>
-        <w:rPr>
-          <w:b/>
-          <w:bCs/>
-        </w:rPr>
-        <w:t xml:space="preserve">no symmetrical guard</w:t>
-      </w:r>
-      <w:r>
-        <w:t xml:space="preserve">: nothing asks</w:t>
-      </w:r>
-      <w:r>
-        <w:t xml:space="preserve"> </w:t>
-      </w:r>
-      <w:r>
-        <w:t xml:space="preserve">“does this</w:t>
-      </w:r>
-      <w:r>
-        <w:t xml:space="preserve"> </w:t>
-      </w:r>
-      <w:r>
-        <w:t xml:space="preserve">individual also show several markers that are incompatible with</w:t>
+        <w:t xml:space="preserve">ROUGE</w:t>
+      </w:r>
+      <w:r>
+        <w:t xml:space="preserve">) — critical</w:t>
+      </w:r>
+    </w:p>
+    <w:p>
+      <w:pPr>
+        <w:pStyle w:val="FirstParagraph"/>
+      </w:pPr>
+      <w:r>
+        <w:rPr>
+          <w:b/>
+          <w:bCs/>
+        </w:rPr>
+        <w:t xml:space="preserve">Confirmed.</w:t>
+      </w:r>
+      <w:r>
+        <w:t xml:space="preserve"> </w:t>
+      </w:r>
+      <w:r>
+        <w:t xml:space="preserve">On the confirmed-European-hornet reference image, the previous logic gave</w:t>
+      </w:r>
+      <w:r>
+        <w:t xml:space="preserve"> </w:t>
+      </w:r>
+      <w:r>
+        <w:t xml:space="preserve">2 / 6 runs</w:t>
+      </w:r>
+      <w:r>
+        <w:t xml:space="preserve"> </w:t>
+      </w:r>
+      <w:r>
+        <w:rPr>
+          <w:rStyle w:val="VerbatimChar"/>
+        </w:rPr>
+        <w:t xml:space="preserve">ROUGE</w:t>
+      </w:r>
+      <w:r>
+        <w:t xml:space="preserve">; the current build gives</w:t>
+      </w:r>
+      <w:r>
+        <w:t xml:space="preserve"> </w:t>
+      </w:r>
+      <w:r>
+        <w:rPr>
+          <w:b/>
+          <w:bCs/>
+        </w:rPr>
+        <w:t xml:space="preserve">4 / 6 runs</w:t>
+      </w:r>
+      <w:r>
+        <w:rPr>
+          <w:b/>
+          <w:bCs/>
+        </w:rPr>
+        <w:t xml:space="preserve"> </w:t>
+      </w:r>
+      <w:r>
+        <w:rPr>
+          <w:rStyle w:val="VerbatimChar"/>
+          <w:b/>
+          <w:bCs/>
+        </w:rPr>
+        <w:t xml:space="preserve">ROUGE</w:t>
+      </w:r>
+      <w:r>
+        <w:t xml:space="preserve">, all as a direct verdict</w:t>
+      </w:r>
+      <w:r>
+        <w:t xml:space="preserve"> </w:t>
+      </w:r>
+      <w:r>
+        <w:t xml:space="preserve">(</w:t>
+      </w:r>
+      <w:r>
+        <w:rPr>
+          <w:rStyle w:val="VerbatimChar"/>
+        </w:rPr>
+        <w:t xml:space="preserve">Q1 + Q2 + Q3 = OUI</w:t>
+      </w:r>
+      <w:r>
+        <w:t xml:space="preserve">).</w:t>
+      </w:r>
+    </w:p>
+    <w:p>
+      <w:pPr>
+        <w:pStyle w:val="BodyText"/>
+      </w:pPr>
+      <w:r>
+        <w:rPr>
+          <w:b/>
+          <w:bCs/>
+        </w:rPr>
+        <w:t xml:space="preserve">Cause — two layers:</w:t>
+      </w:r>
+    </w:p>
+    <w:p>
+      <w:pPr>
+        <w:numPr>
+          <w:ilvl w:val="0"/>
+          <w:numId w:val="1003"/>
+        </w:numPr>
+      </w:pPr>
+      <w:r>
+        <w:rPr>
+          <w:b/>
+          <w:bCs/>
+        </w:rPr>
+        <w:t xml:space="preserve">Prompt.</w:t>
+      </w:r>
+      <w:r>
+        <w:t xml:space="preserve"> </w:t>
+      </w:r>
+      <w:r>
+        <w:t xml:space="preserve">The revised wording tells the model to describe the abdomen ground by what</w:t>
+      </w:r>
+      <w:r>
+        <w:t xml:space="preserve"> </w:t>
+      </w:r>
+      <w:r>
+        <w:t xml:space="preserve">visually dominates (rather than defaulting to</w:t>
+      </w:r>
+      <w:r>
+        <w:t xml:space="preserve"> </w:t>
+      </w:r>
+      <w:r>
+        <w:t xml:space="preserve">“mixed yellow/black”</w:t>
+      </w:r>
+      <w:r>
+        <w:t xml:space="preserve">), and restricts the</w:t>
+      </w:r>
+      <w:r>
+        <w:t xml:space="preserve"> </w:t>
+      </w:r>
+      <w:r>
+        <w:t xml:space="preserve">“rufous head”</w:t>
+      </w:r>
+      <w:r>
+        <w:t xml:space="preserve"> </w:t>
+      </w:r>
+      <w:r>
+        <w:t xml:space="preserve">marker to a</w:t>
       </w:r>
       <w:r>
         <w:t xml:space="preserve"> </w:t>
@@ -683,6 +1454,185 @@
           <w:i/>
           <w:iCs/>
         </w:rPr>
+        <w:t xml:space="preserve">genuinely red</w:t>
+      </w:r>
+      <w:r>
+        <w:t xml:space="preserve"> </w:t>
+      </w:r>
+      <w:r>
+        <w:t xml:space="preserve">head. On a European hornet — dark-ish abdomen,</w:t>
+      </w:r>
+      <w:r>
+        <w:t xml:space="preserve"> </w:t>
+      </w:r>
+      <w:r>
+        <w:t xml:space="preserve">orange-red head that is not vivid red — the model now more often reads the abdomen as</w:t>
+      </w:r>
+      <w:r>
+        <w:t xml:space="preserve"> </w:t>
+      </w:r>
+      <w:r>
+        <w:rPr>
+          <w:i/>
+          <w:iCs/>
+        </w:rPr>
+        <w:t xml:space="preserve">dark</w:t>
+      </w:r>
+      <w:r>
+        <w:t xml:space="preserve"> </w:t>
+      </w:r>
+      <w:r>
+        <w:t xml:space="preserve">and drops the rufous-head marker. The result is</w:t>
+      </w:r>
+      <w:r>
+        <w:t xml:space="preserve"> </w:t>
+      </w:r>
+      <w:r>
+        <w:rPr>
+          <w:rStyle w:val="VerbatimChar"/>
+        </w:rPr>
+        <w:t xml:space="preserve">Q1 = Q2 = Q3 = OUI</w:t>
+      </w:r>
+      <w:r>
+        <w:t xml:space="preserve"> </w:t>
+      </w:r>
+      <w:r>
+        <w:t xml:space="preserve">— the full</w:t>
+      </w:r>
+      <w:r>
+        <w:t xml:space="preserve"> </w:t>
+      </w:r>
+      <w:r>
+        <w:t xml:space="preserve">Asian-hornet signature.</w:t>
+      </w:r>
+    </w:p>
+    <w:p>
+      <w:pPr>
+        <w:numPr>
+          <w:ilvl w:val="0"/>
+          <w:numId w:val="1003"/>
+        </w:numPr>
+      </w:pPr>
+      <w:r>
+        <w:rPr>
+          <w:b/>
+          <w:bCs/>
+        </w:rPr>
+        <w:t xml:space="preserve">Judge structure.</w:t>
+      </w:r>
+      <w:r>
+        <w:t xml:space="preserve"> </w:t>
+      </w:r>
+      <w:r>
+        <w:t xml:space="preserve">The Judge concludes</w:t>
+      </w:r>
+      <w:r>
+        <w:t xml:space="preserve"> </w:t>
+      </w:r>
+      <w:r>
+        <w:rPr>
+          <w:rStyle w:val="VerbatimChar"/>
+        </w:rPr>
+        <w:t xml:space="preserve">ROUGE</w:t>
+      </w:r>
+      <w:r>
+        <w:t xml:space="preserve"> </w:t>
+      </w:r>
+      <w:r>
+        <w:rPr>
+          <w:b/>
+          <w:bCs/>
+        </w:rPr>
+        <w:t xml:space="preserve">the instant</w:t>
+      </w:r>
+      <w:r>
+        <w:rPr>
+          <w:b/>
+          <w:bCs/>
+        </w:rPr>
+        <w:t xml:space="preserve"> </w:t>
+      </w:r>
+      <w:r>
+        <w:rPr>
+          <w:rStyle w:val="VerbatimChar"/>
+          <w:b/>
+          <w:bCs/>
+        </w:rPr>
+        <w:t xml:space="preserve">Q1 = Q2 = Q3 = OUI</w:t>
+      </w:r>
+      <w:r>
+        <w:t xml:space="preserve">.</w:t>
+      </w:r>
+      <w:r>
+        <w:t xml:space="preserve"> </w:t>
+      </w:r>
+      <w:r>
+        <w:t xml:space="preserve">This check runs</w:t>
+      </w:r>
+      <w:r>
+        <w:t xml:space="preserve"> </w:t>
+      </w:r>
+      <w:r>
+        <w:rPr>
+          <w:i/>
+          <w:iCs/>
+        </w:rPr>
+        <w:t xml:space="preserve">before</w:t>
+      </w:r>
+      <w:r>
+        <w:t xml:space="preserve"> </w:t>
+      </w:r>
+      <w:r>
+        <w:t xml:space="preserve">any of the exclusion routes (</w:t>
+      </w:r>
+      <w:r>
+        <w:rPr>
+          <w:rStyle w:val="VerbatimChar"/>
+        </w:rPr>
+        <w:t xml:space="preserve">CRABRO_LIKE_PROFILE</w:t>
+      </w:r>
+      <w:r>
+        <w:t xml:space="preserve">, the</w:t>
+      </w:r>
+      <w:r>
+        <w:t xml:space="preserve"> </w:t>
+      </w:r>
+      <w:r>
+        <w:t xml:space="preserve">target-incompatibility logic). There is</w:t>
+      </w:r>
+      <w:r>
+        <w:t xml:space="preserve"> </w:t>
+      </w:r>
+      <w:r>
+        <w:rPr>
+          <w:b/>
+          <w:bCs/>
+        </w:rPr>
+        <w:t xml:space="preserve">no symmetrical guard</w:t>
+      </w:r>
+      <w:r>
+        <w:t xml:space="preserve">: nothing asks</w:t>
+      </w:r>
+      <w:r>
+        <w:t xml:space="preserve"> </w:t>
+      </w:r>
+      <w:r>
+        <w:t xml:space="preserve">“does this</w:t>
+      </w:r>
+      <w:r>
+        <w:t xml:space="preserve"> </w:t>
+      </w:r>
+      <w:r>
+        <w:t xml:space="preserve">individual also show several markers that are incompatible with</w:t>
+      </w:r>
+      <w:r>
+        <w:t xml:space="preserve"> </w:t>
+      </w:r>
+      <w:r>
+        <w:rPr>
+          <w:i/>
+          <w:iCs/>
+        </w:rPr>
         <w:t xml:space="preserve">Vespa velutina</w:t>
       </w:r>
       <w:r>
@@ -760,8 +1710,8 @@
         <w:t xml:space="preserve">Asian hornets but there is no mirror of it for the look-alikes.</w:t>
       </w:r>
     </w:p>
-    <w:bookmarkEnd w:id="11"/>
-    <w:bookmarkStart w:id="12" w:name="X42945e6b50bd3cfa3049d5690b926b5939a6a6a"/>
+    <w:bookmarkEnd w:id="12"/>
+    <w:bookmarkStart w:id="13" w:name="X42945e6b50bd3cfa3049d5690b926b5939a6a6a"/>
     <w:p>
       <w:pPr>
         <w:pStyle w:val="Heading2"/>
@@ -1103,7 +2053,7 @@
       <w:pPr>
         <w:numPr>
           <w:ilvl w:val="0"/>
-          <w:numId w:val="1003"/>
+          <w:numId w:val="1004"/>
         </w:numPr>
       </w:pPr>
       <w:r>
@@ -1198,595 +2148,6 @@
       </w:r>
       <w:r>
         <w:t xml:space="preserve">.</w:t>
-      </w:r>
-    </w:p>
-    <w:p>
-      <w:pPr>
-        <w:numPr>
-          <w:ilvl w:val="0"/>
-          <w:numId w:val="1003"/>
-        </w:numPr>
-      </w:pPr>
-      <w:r>
-        <w:rPr>
-          <w:b/>
-          <w:bCs/>
-        </w:rPr>
-        <w:t xml:space="preserve">The rufous-head marker no longer counts on its own.</w:t>
-      </w:r>
-      <w:r>
-        <w:t xml:space="preserve"> </w:t>
-      </w:r>
-      <w:r>
-        <w:t xml:space="preserve">It is only counted when a rufous</w:t>
-      </w:r>
-      <w:r>
-        <w:t xml:space="preserve"> </w:t>
-      </w:r>
-      <w:r>
-        <w:rPr>
-          <w:i/>
-          <w:iCs/>
-        </w:rPr>
-        <w:t xml:space="preserve">thorax</w:t>
-      </w:r>
-      <w:r>
-        <w:t xml:space="preserve"> </w:t>
-      </w:r>
-      <w:r>
-        <w:t xml:space="preserve">is also reported on the same run. A European hornet run that reports the red head</w:t>
-      </w:r>
-      <w:r>
-        <w:t xml:space="preserve"> </w:t>
-      </w:r>
-      <w:r>
-        <w:t xml:space="preserve">but not (that run) the red thorax drops below the two-marker bar.</w:t>
-      </w:r>
-    </w:p>
-    <w:p>
-      <w:pPr>
-        <w:numPr>
-          <w:ilvl w:val="0"/>
-          <w:numId w:val="1003"/>
-        </w:numPr>
-      </w:pPr>
-      <w:r>
-        <w:rPr>
-          <w:b/>
-          <w:bCs/>
-        </w:rPr>
-        <w:t xml:space="preserve">The</w:t>
-      </w:r>
-      <w:r>
-        <w:rPr>
-          <w:b/>
-          <w:bCs/>
-        </w:rPr>
-        <w:t xml:space="preserve"> </w:t>
-      </w:r>
-      <w:r>
-        <w:rPr>
-          <w:b/>
-          <w:bCs/>
-        </w:rPr>
-        <w:t xml:space="preserve">“several incompatibilities → clear”</w:t>
-      </w:r>
-      <w:r>
-        <w:rPr>
-          <w:b/>
-          <w:bCs/>
-        </w:rPr>
-        <w:t xml:space="preserve"> </w:t>
-      </w:r>
-      <w:r>
-        <w:rPr>
-          <w:b/>
-          <w:bCs/>
-        </w:rPr>
-        <w:t xml:space="preserve">path now also requires a</w:t>
-      </w:r>
-      <w:r>
-        <w:rPr>
-          <w:b/>
-          <w:bCs/>
-        </w:rPr>
-        <w:t xml:space="preserve"> </w:t>
-      </w:r>
-      <w:r>
-        <w:rPr>
-          <w:b/>
-          <w:bCs/>
-          <w:i/>
-          <w:iCs/>
-        </w:rPr>
-        <w:t xml:space="preserve">morphological</w:t>
-      </w:r>
-      <w:r>
-        <w:rPr>
-          <w:b/>
-          <w:bCs/>
-        </w:rPr>
-        <w:t xml:space="preserve"> </w:t>
-      </w:r>
-      <w:r>
-        <w:rPr>
-          <w:b/>
-          <w:bCs/>
-        </w:rPr>
-        <w:t xml:space="preserve">incompatibility.</w:t>
-      </w:r>
-      <w:r>
-        <w:t xml:space="preserve"> </w:t>
-      </w:r>
-      <w:r>
-        <w:t xml:space="preserve">In practice the model frequently reports</w:t>
-      </w:r>
-      <w:r>
-        <w:t xml:space="preserve"> </w:t>
-      </w:r>
-      <w:r>
-        <w:rPr>
-          <w:i/>
-          <w:iCs/>
-        </w:rPr>
-        <w:t xml:space="preserve">chromatic</w:t>
-      </w:r>
-      <w:r>
-        <w:t xml:space="preserve"> </w:t>
-      </w:r>
-      <w:r>
-        <w:t xml:space="preserve">exclusion markers</w:t>
-      </w:r>
-      <w:r>
-        <w:t xml:space="preserve"> </w:t>
-      </w:r>
-      <w:r>
-        <w:t xml:space="preserve">(bands, yellow-dominant abdomen, red head) without a shape marker. Those runs used to</w:t>
-      </w:r>
-      <w:r>
-        <w:t xml:space="preserve"> </w:t>
-      </w:r>
-      <w:r>
-        <w:t xml:space="preserve">conclude; now they fall to the generic</w:t>
-      </w:r>
-      <w:r>
-        <w:t xml:space="preserve"> </w:t>
-      </w:r>
-      <w:r>
-        <w:t xml:space="preserve">“insufficient / retake”</w:t>
-      </w:r>
-      <w:r>
-        <w:t xml:space="preserve"> </w:t>
-      </w:r>
-      <w:r>
-        <w:t xml:space="preserve">fallback.</w:t>
-      </w:r>
-    </w:p>
-    <w:p>
-      <w:pPr>
-        <w:numPr>
-          <w:ilvl w:val="0"/>
-          <w:numId w:val="1003"/>
-        </w:numPr>
-      </w:pPr>
-      <w:r>
-        <w:rPr>
-          <w:b/>
-          <w:bCs/>
-        </w:rPr>
-        <w:t xml:space="preserve">The Asian-hornet counter-signal can pre-empt the crabro route.</w:t>
-      </w:r>
-      <w:r>
-        <w:t xml:space="preserve"> </w:t>
-      </w:r>
-      <w:r>
-        <w:t xml:space="preserve">A dark thorax plus an</w:t>
-      </w:r>
-      <w:r>
-        <w:t xml:space="preserve"> </w:t>
-      </w:r>
-      <w:r>
-        <w:t xml:space="preserve">orange band near the abdomen tip now short-circuits to</w:t>
-      </w:r>
-      <w:r>
-        <w:t xml:space="preserve"> </w:t>
-      </w:r>
-      <w:r>
-        <w:t xml:space="preserve">“insufficient”</w:t>
-      </w:r>
-      <w:r>
-        <w:t xml:space="preserve"> </w:t>
-      </w:r>
-      <w:r>
-        <w:rPr>
-          <w:i/>
-          <w:iCs/>
-        </w:rPr>
-        <w:t xml:space="preserve">before</w:t>
-      </w:r>
-      <w:r>
-        <w:t xml:space="preserve"> </w:t>
-      </w:r>
-      <w:r>
-        <w:t xml:space="preserve">the crabro</w:t>
-      </w:r>
-      <w:r>
-        <w:t xml:space="preserve"> </w:t>
-      </w:r>
-      <w:r>
-        <w:t xml:space="preserve">logic runs. If the model reports an orange-tipped abdomen on a European hornet (plausible),</w:t>
-      </w:r>
-      <w:r>
-        <w:t xml:space="preserve"> </w:t>
-      </w:r>
-      <w:r>
-        <w:t xml:space="preserve">that individual never reaches</w:t>
-      </w:r>
-      <w:r>
-        <w:t xml:space="preserve"> </w:t>
-      </w:r>
-      <w:r>
-        <w:rPr>
-          <w:rStyle w:val="VerbatimChar"/>
-        </w:rPr>
-        <w:t xml:space="preserve">CRABRO_LIKE_PROFILE</w:t>
-      </w:r>
-      <w:r>
-        <w:t xml:space="preserve">.</w:t>
-      </w:r>
-    </w:p>
-    <w:bookmarkEnd w:id="12"/>
-    <w:bookmarkStart w:id="13" w:name="Xd0b43fd00c6efe5ad2bd46cdada65c0a2dc792d"/>
-    <w:p>
-      <w:pPr>
-        <w:pStyle w:val="Heading2"/>
-      </w:pPr>
-      <w:r>
-        <w:t xml:space="preserve">2.3 Reason codes that do not match the photo problem</w:t>
-      </w:r>
-    </w:p>
-    <w:p>
-      <w:pPr>
-        <w:pStyle w:val="FirstParagraph"/>
-      </w:pPr>
-      <w:r>
-        <w:rPr>
-          <w:b/>
-          <w:bCs/>
-        </w:rPr>
-        <w:t xml:space="preserve">Confirmed.</w:t>
-      </w:r>
-      <w:r>
-        <w:t xml:space="preserve"> </w:t>
-      </w:r>
-      <w:r>
-        <w:t xml:space="preserve">When the caution rules divert a case to</w:t>
-      </w:r>
-      <w:r>
-        <w:t xml:space="preserve"> </w:t>
-      </w:r>
-      <w:r>
-        <w:t xml:space="preserve">“insufficient”</w:t>
-      </w:r>
-      <w:r>
-        <w:t xml:space="preserve">, the reason code is</w:t>
-      </w:r>
-      <w:r>
-        <w:t xml:space="preserve"> </w:t>
-      </w:r>
-      <w:r>
-        <w:t xml:space="preserve">whatever the diverting branch happens to carry — not a description of an actual reading</w:t>
-      </w:r>
-      <w:r>
-        <w:t xml:space="preserve"> </w:t>
-      </w:r>
-      <w:r>
-        <w:t xml:space="preserve">limitation. In the current runs the diverted European-hornet / wasp cases carry</w:t>
-      </w:r>
-      <w:r>
-        <w:t xml:space="preserve"> </w:t>
-      </w:r>
-      <w:r>
-        <w:rPr>
-          <w:rStyle w:val="VerbatimChar"/>
-        </w:rPr>
-        <w:t xml:space="preserve">RETAKE_SHARPER</w:t>
-      </w:r>
-      <w:r>
-        <w:t xml:space="preserve"> </w:t>
-      </w:r>
-      <w:r>
-        <w:t xml:space="preserve">(</w:t>
-      </w:r>
-      <w:r>
-        <w:t xml:space="preserve">“blurry image”</w:t>
-      </w:r>
-      <w:r>
-        <w:t xml:space="preserve">) and</w:t>
-      </w:r>
-      <w:r>
-        <w:t xml:space="preserve"> </w:t>
-      </w:r>
-      <w:r>
-        <w:rPr>
-          <w:rStyle w:val="VerbatimChar"/>
-        </w:rPr>
-        <w:t xml:space="preserve">RETAKE_LIGHTING_ANGLE</w:t>
-      </w:r>
-      <w:r>
-        <w:t xml:space="preserve"> </w:t>
-      </w:r>
-      <w:r>
-        <w:t xml:space="preserve">(</w:t>
-      </w:r>
-      <w:r>
-        <w:t xml:space="preserve">“photograph under natural</w:t>
-      </w:r>
-      <w:r>
-        <w:t xml:space="preserve"> </w:t>
-      </w:r>
-      <w:r>
-        <w:t xml:space="preserve">light”</w:t>
-      </w:r>
-      <w:r>
-        <w:t xml:space="preserve">) even though the images are sharp and were taken outdoors in daylight.</w:t>
-      </w:r>
-    </w:p>
-    <w:p>
-      <w:pPr>
-        <w:pStyle w:val="BodyText"/>
-      </w:pPr>
-      <w:r>
-        <w:rPr>
-          <w:b/>
-          <w:bCs/>
-        </w:rPr>
-        <w:t xml:space="preserve">Cause.</w:t>
-      </w:r>
-      <w:r>
-        <w:t xml:space="preserve"> </w:t>
-      </w:r>
-      <w:r>
-        <w:rPr>
-          <w:rStyle w:val="VerbatimChar"/>
-        </w:rPr>
-        <w:t xml:space="preserve">ORANGE_INSUFFISANCE</w:t>
-      </w:r>
-      <w:r>
-        <w:t xml:space="preserve"> </w:t>
-      </w:r>
-      <w:r>
-        <w:t xml:space="preserve">is being produced as a</w:t>
-      </w:r>
-      <w:r>
-        <w:t xml:space="preserve"> </w:t>
-      </w:r>
-      <w:r>
-        <w:rPr>
-          <w:i/>
-          <w:iCs/>
-        </w:rPr>
-        <w:t xml:space="preserve">“cannot decide the species”</w:t>
-      </w:r>
-      <w:r>
-        <w:t xml:space="preserve"> </w:t>
-      </w:r>
-      <w:r>
-        <w:t xml:space="preserve">outcome, and the reason code attached to it is a bucket, not a diagnosis. The two generic</w:t>
-      </w:r>
-      <w:r>
-        <w:t xml:space="preserve"> </w:t>
-      </w:r>
-      <w:r>
-        <w:t xml:space="preserve">fallbacks —</w:t>
-      </w:r>
-      <w:r>
-        <w:t xml:space="preserve"> </w:t>
-      </w:r>
-      <w:r>
-        <w:rPr>
-          <w:rStyle w:val="VerbatimChar"/>
-        </w:rPr>
-        <w:t xml:space="preserve">RETAKE_SHARPER</w:t>
-      </w:r>
-      <w:r>
-        <w:t xml:space="preserve"> </w:t>
-      </w:r>
-      <w:r>
-        <w:t xml:space="preserve">and</w:t>
-      </w:r>
-      <w:r>
-        <w:t xml:space="preserve"> </w:t>
-      </w:r>
-      <w:r>
-        <w:rPr>
-          <w:rStyle w:val="VerbatimChar"/>
-        </w:rPr>
-        <w:t xml:space="preserve">RETAKE_LIGHTING_ANGLE</w:t>
-      </w:r>
-      <w:r>
-        <w:t xml:space="preserve"> </w:t>
-      </w:r>
-      <w:r>
-        <w:t xml:space="preserve">— are returned whenever the crabro</w:t>
-      </w:r>
-      <w:r>
-        <w:t xml:space="preserve"> </w:t>
-      </w:r>
-      <w:r>
-        <w:t xml:space="preserve">thresholds are</w:t>
-      </w:r>
-      <w:r>
-        <w:t xml:space="preserve"> </w:t>
-      </w:r>
-      <w:r>
-        <w:rPr>
-          <w:i/>
-          <w:iCs/>
-        </w:rPr>
-        <w:t xml:space="preserve">nearly</w:t>
-      </w:r>
-      <w:r>
-        <w:t xml:space="preserve"> </w:t>
-      </w:r>
-      <w:r>
-        <w:t xml:space="preserve">but not</w:t>
-      </w:r>
-      <w:r>
-        <w:t xml:space="preserve"> </w:t>
-      </w:r>
-      <w:r>
-        <w:rPr>
-          <w:i/>
-          <w:iCs/>
-        </w:rPr>
-        <w:t xml:space="preserve">quite</w:t>
-      </w:r>
-      <w:r>
-        <w:t xml:space="preserve"> </w:t>
-      </w:r>
-      <w:r>
-        <w:t xml:space="preserve">met, regardless of whether any criterion was</w:t>
-      </w:r>
-      <w:r>
-        <w:t xml:space="preserve"> </w:t>
-      </w:r>
-      <w:r>
-        <w:t xml:space="preserve">actually unreadable.</w:t>
-      </w:r>
-    </w:p>
-    <w:bookmarkEnd w:id="13"/>
-    <w:bookmarkStart w:id="14" w:name="X21ab87f6a8270d322fa2008a264f04671d60de0"/>
-    <w:p>
-      <w:pPr>
-        <w:pStyle w:val="Heading2"/>
-      </w:pPr>
-      <w:r>
-        <w:t xml:space="preserve">2.4 &amp; 2.5</w:t>
-      </w:r>
-      <w:r>
-        <w:t xml:space="preserve"> </w:t>
-      </w:r>
-      <w:r>
-        <w:t xml:space="preserve">“Take a less blurry photo”</w:t>
-      </w:r>
-      <w:r>
-        <w:t xml:space="preserve"> </w:t>
-      </w:r>
-      <w:r>
-        <w:t xml:space="preserve">on a sharp image /</w:t>
-      </w:r>
-      <w:r>
-        <w:t xml:space="preserve"> </w:t>
-      </w:r>
-      <w:r>
-        <w:t xml:space="preserve">“use natural light”</w:t>
-      </w:r>
-      <w:r>
-        <w:t xml:space="preserve"> </w:t>
-      </w:r>
-      <w:r>
-        <w:t xml:space="preserve">outdoors</w:t>
-      </w:r>
-    </w:p>
-    <w:p>
-      <w:pPr>
-        <w:pStyle w:val="FirstParagraph"/>
-      </w:pPr>
-      <w:r>
-        <w:t xml:space="preserve">Same cause as 2.3. These are the user-facing labels of</w:t>
-      </w:r>
-      <w:r>
-        <w:t xml:space="preserve"> </w:t>
-      </w:r>
-      <w:r>
-        <w:rPr>
-          <w:rStyle w:val="VerbatimChar"/>
-        </w:rPr>
-        <w:t xml:space="preserve">RETAKE_SHARPER</w:t>
-      </w:r>
-      <w:r>
-        <w:t xml:space="preserve"> </w:t>
-      </w:r>
-      <w:r>
-        <w:t xml:space="preserve">and</w:t>
-      </w:r>
-      <w:r>
-        <w:t xml:space="preserve"> </w:t>
-      </w:r>
-      <w:r>
-        <w:rPr>
-          <w:rStyle w:val="VerbatimChar"/>
-        </w:rPr>
-        <w:t xml:space="preserve">RETAKE_LIGHTING_ANGLE</w:t>
-      </w:r>
-      <w:r>
-        <w:t xml:space="preserve">, returned as defaults. When a photo is sharp and well-lit and every</w:t>
-      </w:r>
-      <w:r>
-        <w:t xml:space="preserve"> </w:t>
-      </w:r>
-      <w:r>
-        <w:t xml:space="preserve">criterion was readable, the system should not be asking for a retake at all — it should be</w:t>
-      </w:r>
-      <w:r>
-        <w:t xml:space="preserve"> </w:t>
-      </w:r>
-      <w:r>
-        <w:t xml:space="preserve">concluding.</w:t>
-      </w:r>
-    </w:p>
-    <w:p>
-      <w:r>
-        <w:pict>
-          <v:rect style="width:0;height:1.5pt" o:hralign="center" o:hrstd="t" o:hr="t"/>
-        </w:pict>
-      </w:r>
-    </w:p>
-    <w:bookmarkEnd w:id="14"/>
-    <w:bookmarkEnd w:id="15"/>
-    <w:bookmarkStart w:id="16" w:name="X5fb2fe7db2137673bb71cee48ff85f955cdd415"/>
-    <w:p>
-      <w:pPr>
-        <w:pStyle w:val="Heading1"/>
-      </w:pPr>
-      <w:r>
-        <w:t xml:space="preserve">3. Are</w:t>
-      </w:r>
-      <w:r>
-        <w:t xml:space="preserve"> </w:t>
-      </w:r>
-      <w:r>
-        <w:rPr>
-          <w:rStyle w:val="VerbatimChar"/>
-        </w:rPr>
-        <w:t xml:space="preserve">CRABRO_LIKE_PROFILE</w:t>
-      </w:r>
-      <w:r>
-        <w:t xml:space="preserve">,</w:t>
-      </w:r>
-      <w:r>
-        <w:t xml:space="preserve"> </w:t>
-      </w:r>
-      <w:r>
-        <w:rPr>
-          <w:rStyle w:val="VerbatimChar"/>
-        </w:rPr>
-        <w:t xml:space="preserve">NON_TARGET_HYMENOPTERA</w:t>
-      </w:r>
-      <w:r>
-        <w:t xml:space="preserve"> </w:t>
-      </w:r>
-      <w:r>
-        <w:t xml:space="preserve">and the incompatibility logic correctly applied?</w:t>
-      </w:r>
-    </w:p>
-    <w:p>
-      <w:pPr>
-        <w:pStyle w:val="FirstParagraph"/>
-      </w:pPr>
-      <w:r>
-        <w:t xml:space="preserve">Verified against the current build:</w:t>
       </w:r>
     </w:p>
     <w:p>
@@ -1798,31 +2159,16 @@
       </w:pPr>
       <w:r>
         <w:rPr>
-          <w:rStyle w:val="VerbatimChar"/>
-          <w:b/>
-          <w:bCs/>
-        </w:rPr>
-        <w:t xml:space="preserve">NON_TARGET_HYMENOPTERA</w:t>
-      </w:r>
-      <w:r>
-        <w:rPr>
-          <w:b/>
-          <w:bCs/>
-        </w:rPr>
-        <w:t xml:space="preserve"> </w:t>
-      </w:r>
-      <w:r>
-        <w:rPr>
-          <w:b/>
-          <w:bCs/>
-        </w:rPr>
-        <w:t xml:space="preserve">(wasp / Polistes):</w:t>
-      </w:r>
-      <w:r>
-        <w:t xml:space="preserve"> </w:t>
-      </w:r>
-      <w:r>
-        <w:t xml:space="preserve">still runs, and still runs</w:t>
+          <w:b/>
+          <w:bCs/>
+        </w:rPr>
+        <w:t xml:space="preserve">The rufous-head marker no longer counts on its own.</w:t>
+      </w:r>
+      <w:r>
+        <w:t xml:space="preserve"> </w:t>
+      </w:r>
+      <w:r>
+        <w:t xml:space="preserve">It is only counted when a rufous</w:t>
       </w:r>
       <w:r>
         <w:t xml:space="preserve"> </w:t>
@@ -1832,99 +2178,19 @@
           <w:i/>
           <w:iCs/>
         </w:rPr>
-        <w:t xml:space="preserve">before</w:t>
-      </w:r>
-      <w:r>
-        <w:t xml:space="preserve"> </w:t>
-      </w:r>
-      <w:r>
-        <w:t xml:space="preserve">the</w:t>
-      </w:r>
-      <w:r>
-        <w:t xml:space="preserve"> </w:t>
-      </w:r>
-      <w:r>
-        <w:rPr>
-          <w:rStyle w:val="VerbatimChar"/>
-        </w:rPr>
-        <w:t xml:space="preserve">ROUGE</w:t>
-      </w:r>
-      <w:r>
-        <w:t xml:space="preserve"> </w:t>
-      </w:r>
-      <w:r>
-        <w:t xml:space="preserve">decision. It fires correctly when the model reports the wasp</w:t>
-      </w:r>
-      <w:r>
-        <w:t xml:space="preserve"> </w:t>
-      </w:r>
-      <w:r>
-        <w:rPr>
-          <w:i/>
-          <w:iCs/>
-        </w:rPr>
-        <w:t xml:space="preserve">shape</w:t>
-      </w:r>
-      <w:r>
-        <w:t xml:space="preserve"> </w:t>
-      </w:r>
-      <w:r>
-        <w:t xml:space="preserve">markers</w:t>
-      </w:r>
-      <w:r>
-        <w:t xml:space="preserve"> </w:t>
-      </w:r>
-      <w:r>
-        <w:t xml:space="preserve">(fine, elongated silhouette; slender, non-robust proportions). On the clear-wasp reference</w:t>
-      </w:r>
-      <w:r>
-        <w:t xml:space="preserve"> </w:t>
-      </w:r>
-      <w:r>
-        <w:t xml:space="preserve">images that get those tags, the verdict is correct 3 / 3. Where it fails is when the model</w:t>
-      </w:r>
-      <w:r>
-        <w:t xml:space="preserve"> </w:t>
-      </w:r>
-      <w:r>
-        <w:t xml:space="preserve">reports only</w:t>
-      </w:r>
-      <w:r>
-        <w:t xml:space="preserve"> </w:t>
-      </w:r>
-      <w:r>
-        <w:rPr>
-          <w:i/>
-          <w:iCs/>
-        </w:rPr>
-        <w:t xml:space="preserve">colour</w:t>
-      </w:r>
-      <w:r>
-        <w:t xml:space="preserve"> </w:t>
-      </w:r>
-      <w:r>
-        <w:t xml:space="preserve">markers (bands) and no shape marker — then this rule does not engage</w:t>
-      </w:r>
-      <w:r>
-        <w:t xml:space="preserve"> </w:t>
-      </w:r>
-      <w:r>
-        <w:t xml:space="preserve">and the case falls to the crabro route, where the caution thresholds (§2.2) now divert it</w:t>
-      </w:r>
-      <w:r>
-        <w:t xml:space="preserve"> </w:t>
-      </w:r>
-      <w:r>
-        <w:t xml:space="preserve">to</w:t>
-      </w:r>
-      <w:r>
-        <w:t xml:space="preserve"> </w:t>
-      </w:r>
-      <w:r>
-        <w:t xml:space="preserve">“insufficient”</w:t>
-      </w:r>
-      <w:r>
-        <w:t xml:space="preserve">.</w:t>
+        <w:t xml:space="preserve">thorax</w:t>
+      </w:r>
+      <w:r>
+        <w:t xml:space="preserve"> </w:t>
+      </w:r>
+      <w:r>
+        <w:t xml:space="preserve">is also reported on the same run. A European hornet run that reports the red head</w:t>
+      </w:r>
+      <w:r>
+        <w:t xml:space="preserve"> </w:t>
+      </w:r>
+      <w:r>
+        <w:t xml:space="preserve">but not (that run) the red thorax drops below the two-marker bar.</w:t>
       </w:r>
     </w:p>
     <w:p>
@@ -1936,103 +2202,114 @@
       </w:pPr>
       <w:r>
         <w:rPr>
-          <w:rStyle w:val="VerbatimChar"/>
-          <w:b/>
-          <w:bCs/>
-        </w:rPr>
-        <w:t xml:space="preserve">CRABRO_LIKE_PROFILE</w:t>
-      </w:r>
-      <w:r>
-        <w:rPr>
-          <w:b/>
-          <w:bCs/>
-        </w:rPr>
-        <w:t xml:space="preserve">:</w:t>
-      </w:r>
-      <w:r>
-        <w:t xml:space="preserve"> </w:t>
-      </w:r>
-      <w:r>
-        <w:t xml:space="preserve">present, but only reachable</w:t>
-      </w:r>
-      <w:r>
-        <w:t xml:space="preserve"> </w:t>
-      </w:r>
-      <w:r>
-        <w:rPr>
-          <w:b/>
-          <w:bCs/>
-        </w:rPr>
-        <w:t xml:space="preserve">if the individual is not already</w:t>
-      </w:r>
-      <w:r>
-        <w:rPr>
-          <w:b/>
-          <w:bCs/>
-        </w:rPr>
-        <w:t xml:space="preserve"> </w:t>
-      </w:r>
-      <w:r>
-        <w:rPr>
-          <w:b/>
-          <w:bCs/>
-        </w:rPr>
-        <w:t xml:space="preserve">read as</w:t>
-      </w:r>
-      <w:r>
-        <w:rPr>
-          <w:b/>
-          <w:bCs/>
-        </w:rPr>
-        <w:t xml:space="preserve"> </w:t>
-      </w:r>
-      <w:r>
-        <w:rPr>
-          <w:rStyle w:val="VerbatimChar"/>
-          <w:b/>
-          <w:bCs/>
-        </w:rPr>
-        <w:t xml:space="preserve">Q1 = Q2 = Q3 = OUI</w:t>
-      </w:r>
-      <w:r>
-        <w:t xml:space="preserve">. A European hornet read as a clean Asian-hornet signature</w:t>
-      </w:r>
-      <w:r>
-        <w:t xml:space="preserve"> </w:t>
-      </w:r>
-      <w:r>
-        <w:t xml:space="preserve">never reaches it. And when it</w:t>
-      </w:r>
-      <w:r>
-        <w:t xml:space="preserve"> </w:t>
-      </w:r>
-      <w:r>
-        <w:rPr>
+          <w:b/>
+          <w:bCs/>
+        </w:rPr>
+        <w:t xml:space="preserve">The</w:t>
+      </w:r>
+      <w:r>
+        <w:rPr>
+          <w:b/>
+          <w:bCs/>
+        </w:rPr>
+        <w:t xml:space="preserve"> </w:t>
+      </w:r>
+      <w:r>
+        <w:rPr>
+          <w:b/>
+          <w:bCs/>
+        </w:rPr>
+        <w:t xml:space="preserve">“several incompatibilities → clear”</w:t>
+      </w:r>
+      <w:r>
+        <w:rPr>
+          <w:b/>
+          <w:bCs/>
+        </w:rPr>
+        <w:t xml:space="preserve"> </w:t>
+      </w:r>
+      <w:r>
+        <w:rPr>
+          <w:b/>
+          <w:bCs/>
+        </w:rPr>
+        <w:t xml:space="preserve">path now also requires a</w:t>
+      </w:r>
+      <w:r>
+        <w:rPr>
+          <w:b/>
+          <w:bCs/>
+        </w:rPr>
+        <w:t xml:space="preserve"> </w:t>
+      </w:r>
+      <w:r>
+        <w:rPr>
+          <w:b/>
+          <w:bCs/>
           <w:i/>
           <w:iCs/>
         </w:rPr>
-        <w:t xml:space="preserve">is</w:t>
-      </w:r>
-      <w:r>
-        <w:t xml:space="preserve"> </w:t>
-      </w:r>
-      <w:r>
-        <w:t xml:space="preserve">reached, its thresholds were tightened (§2.2), so</w:t>
-      </w:r>
-      <w:r>
-        <w:t xml:space="preserve"> </w:t>
-      </w:r>
-      <w:r>
-        <w:t xml:space="preserve">genuine European hornets that used to hit it now sometimes fall to</w:t>
-      </w:r>
-      <w:r>
-        <w:t xml:space="preserve"> </w:t>
-      </w:r>
-      <w:r>
-        <w:t xml:space="preserve">“insufficient”</w:t>
-      </w:r>
-      <w:r>
-        <w:t xml:space="preserve">.</w:t>
+        <w:t xml:space="preserve">morphological</w:t>
+      </w:r>
+      <w:r>
+        <w:rPr>
+          <w:b/>
+          <w:bCs/>
+        </w:rPr>
+        <w:t xml:space="preserve"> </w:t>
+      </w:r>
+      <w:r>
+        <w:rPr>
+          <w:b/>
+          <w:bCs/>
+        </w:rPr>
+        <w:t xml:space="preserve">incompatibility.</w:t>
+      </w:r>
+      <w:r>
+        <w:t xml:space="preserve"> </w:t>
+      </w:r>
+      <w:r>
+        <w:t xml:space="preserve">In practice the model frequently reports</w:t>
+      </w:r>
+      <w:r>
+        <w:t xml:space="preserve"> </w:t>
+      </w:r>
+      <w:r>
+        <w:rPr>
+          <w:i/>
+          <w:iCs/>
+        </w:rPr>
+        <w:t xml:space="preserve">chromatic</w:t>
+      </w:r>
+      <w:r>
+        <w:t xml:space="preserve"> </w:t>
+      </w:r>
+      <w:r>
+        <w:t xml:space="preserve">exclusion markers</w:t>
+      </w:r>
+      <w:r>
+        <w:t xml:space="preserve"> </w:t>
+      </w:r>
+      <w:r>
+        <w:t xml:space="preserve">(bands, yellow-dominant abdomen, red head) without a shape marker. Those runs used to</w:t>
+      </w:r>
+      <w:r>
+        <w:t xml:space="preserve"> </w:t>
+      </w:r>
+      <w:r>
+        <w:t xml:space="preserve">conclude; now they fall to the generic</w:t>
+      </w:r>
+      <w:r>
+        <w:t xml:space="preserve"> </w:t>
+      </w:r>
+      <w:r>
+        <w:t xml:space="preserve">“insufficient / retake”</w:t>
+      </w:r>
+      <w:r>
+        <w:t xml:space="preserve"> </w:t>
+      </w:r>
+      <w:r>
+        <w:t xml:space="preserve">fallback.</w:t>
       </w:r>
     </w:p>
     <w:p>
@@ -2047,99 +2324,53 @@
           <w:b/>
           <w:bCs/>
         </w:rPr>
-        <w:t xml:space="preserve">Target-incompatibility routes:</w:t>
-      </w:r>
-      <w:r>
-        <w:t xml:space="preserve"> </w:t>
-      </w:r>
-      <w:r>
-        <w:t xml:space="preserve">intact for the absolute cases (beetle, dense hair,</w:t>
-      </w:r>
-      <w:r>
-        <w:t xml:space="preserve"> </w:t>
-      </w:r>
-      <w:r>
-        <w:t xml:space="preserve">tiny insect → green). Not intact as a general</w:t>
-      </w:r>
-      <w:r>
-        <w:t xml:space="preserve"> </w:t>
-      </w:r>
-      <w:r>
-        <w:t xml:space="preserve">“this is clearly not velutina”</w:t>
-      </w:r>
-      <w:r>
-        <w:t xml:space="preserve"> </w:t>
-      </w:r>
-      <w:r>
-        <w:t xml:space="preserve">conclusion —</w:t>
-      </w:r>
-      <w:r>
-        <w:t xml:space="preserve"> </w:t>
-      </w:r>
-      <w:r>
-        <w:t xml:space="preserve">there is no such general rule.</w:t>
-      </w:r>
-    </w:p>
-    <w:p>
-      <w:pPr>
-        <w:pStyle w:val="FirstParagraph"/>
-      </w:pPr>
-      <w:r>
-        <w:rPr>
-          <w:b/>
-          <w:bCs/>
-        </w:rPr>
-        <w:t xml:space="preserve">So the answer to your question is: the exclusion mechanisms are not being overridden by</w:t>
-      </w:r>
-      <w:r>
-        <w:rPr>
-          <w:b/>
-          <w:bCs/>
-        </w:rPr>
-        <w:t xml:space="preserve"> </w:t>
-      </w:r>
-      <w:r>
-        <w:rPr>
-          <w:b/>
-          <w:bCs/>
-        </w:rPr>
-        <w:t xml:space="preserve">the new caution logic</w:t>
-      </w:r>
-      <w:r>
-        <w:rPr>
-          <w:b/>
-          <w:bCs/>
-        </w:rPr>
-        <w:t xml:space="preserve"> </w:t>
-      </w:r>
-      <w:r>
-        <w:rPr>
-          <w:b/>
-          <w:bCs/>
+        <w:t xml:space="preserve">The Asian-hornet counter-signal can pre-empt the crabro route.</w:t>
+      </w:r>
+      <w:r>
+        <w:t xml:space="preserve"> </w:t>
+      </w:r>
+      <w:r>
+        <w:t xml:space="preserve">A dark thorax plus an</w:t>
+      </w:r>
+      <w:r>
+        <w:t xml:space="preserve"> </w:t>
+      </w:r>
+      <w:r>
+        <w:t xml:space="preserve">orange band near the abdomen tip now short-circuits to</w:t>
+      </w:r>
+      <w:r>
+        <w:t xml:space="preserve"> </w:t>
+      </w:r>
+      <w:r>
+        <w:t xml:space="preserve">“insufficient”</w:t>
+      </w:r>
+      <w:r>
+        <w:t xml:space="preserve"> </w:t>
+      </w:r>
+      <w:r>
+        <w:rPr>
           <w:i/>
           <w:iCs/>
         </w:rPr>
-        <w:t xml:space="preserve">as such</w:t>
-      </w:r>
-      <w:r>
-        <w:rPr>
-          <w:b/>
-          <w:bCs/>
-        </w:rPr>
-        <w:t xml:space="preserve"> </w:t>
-      </w:r>
-      <w:r>
-        <w:rPr>
-          <w:b/>
-          <w:bCs/>
-        </w:rPr>
-        <w:t xml:space="preserve">— the problem is structural.</w:t>
-      </w:r>
-      <w:r>
-        <w:t xml:space="preserve"> </w:t>
-      </w:r>
-      <w:r>
-        <w:t xml:space="preserve">The</w:t>
+        <w:t xml:space="preserve">before</w:t>
+      </w:r>
+      <w:r>
+        <w:t xml:space="preserve"> </w:t>
+      </w:r>
+      <w:r>
+        <w:t xml:space="preserve">the crabro</w:t>
+      </w:r>
+      <w:r>
+        <w:t xml:space="preserve"> </w:t>
+      </w:r>
+      <w:r>
+        <w:t xml:space="preserve">logic runs. If the model reports an orange-tipped abdomen on a European hornet (plausible),</w:t>
+      </w:r>
+      <w:r>
+        <w:t xml:space="preserve"> </w:t>
+      </w:r>
+      <w:r>
+        <w:t xml:space="preserve">that individual never reaches</w:t>
       </w:r>
       <w:r>
         <w:t xml:space="preserve"> </w:t>
@@ -2148,13 +2379,134 @@
         <w:rPr>
           <w:rStyle w:val="VerbatimChar"/>
         </w:rPr>
-        <w:t xml:space="preserve">ROUGE</w:t>
-      </w:r>
-      <w:r>
-        <w:t xml:space="preserve"> </w:t>
-      </w:r>
-      <w:r>
-        <w:t xml:space="preserve">short-circuit sits</w:t>
+        <w:t xml:space="preserve">CRABRO_LIKE_PROFILE</w:t>
+      </w:r>
+      <w:r>
+        <w:t xml:space="preserve">.</w:t>
+      </w:r>
+    </w:p>
+    <w:bookmarkEnd w:id="13"/>
+    <w:bookmarkStart w:id="14" w:name="Xd0b43fd00c6efe5ad2bd46cdada65c0a2dc792d"/>
+    <w:p>
+      <w:pPr>
+        <w:pStyle w:val="Heading2"/>
+      </w:pPr>
+      <w:r>
+        <w:t xml:space="preserve">2.3 Reason codes that do not match the photo problem</w:t>
+      </w:r>
+    </w:p>
+    <w:p>
+      <w:pPr>
+        <w:pStyle w:val="FirstParagraph"/>
+      </w:pPr>
+      <w:r>
+        <w:rPr>
+          <w:b/>
+          <w:bCs/>
+        </w:rPr>
+        <w:t xml:space="preserve">Confirmed.</w:t>
+      </w:r>
+      <w:r>
+        <w:t xml:space="preserve"> </w:t>
+      </w:r>
+      <w:r>
+        <w:t xml:space="preserve">When the caution rules divert a case to</w:t>
+      </w:r>
+      <w:r>
+        <w:t xml:space="preserve"> </w:t>
+      </w:r>
+      <w:r>
+        <w:t xml:space="preserve">“insufficient”</w:t>
+      </w:r>
+      <w:r>
+        <w:t xml:space="preserve">, the reason code is</w:t>
+      </w:r>
+      <w:r>
+        <w:t xml:space="preserve"> </w:t>
+      </w:r>
+      <w:r>
+        <w:t xml:space="preserve">whatever the diverting branch happens to carry — not a description of an actual reading</w:t>
+      </w:r>
+      <w:r>
+        <w:t xml:space="preserve"> </w:t>
+      </w:r>
+      <w:r>
+        <w:t xml:space="preserve">limitation. In the current runs the diverted European-hornet / wasp cases carry</w:t>
+      </w:r>
+      <w:r>
+        <w:t xml:space="preserve"> </w:t>
+      </w:r>
+      <w:r>
+        <w:rPr>
+          <w:rStyle w:val="VerbatimChar"/>
+        </w:rPr>
+        <w:t xml:space="preserve">RETAKE_SHARPER</w:t>
+      </w:r>
+      <w:r>
+        <w:t xml:space="preserve"> </w:t>
+      </w:r>
+      <w:r>
+        <w:t xml:space="preserve">(</w:t>
+      </w:r>
+      <w:r>
+        <w:t xml:space="preserve">“blurry image”</w:t>
+      </w:r>
+      <w:r>
+        <w:t xml:space="preserve">) and</w:t>
+      </w:r>
+      <w:r>
+        <w:t xml:space="preserve"> </w:t>
+      </w:r>
+      <w:r>
+        <w:rPr>
+          <w:rStyle w:val="VerbatimChar"/>
+        </w:rPr>
+        <w:t xml:space="preserve">RETAKE_LIGHTING_ANGLE</w:t>
+      </w:r>
+      <w:r>
+        <w:t xml:space="preserve"> </w:t>
+      </w:r>
+      <w:r>
+        <w:t xml:space="preserve">(</w:t>
+      </w:r>
+      <w:r>
+        <w:t xml:space="preserve">“photograph under natural</w:t>
+      </w:r>
+      <w:r>
+        <w:t xml:space="preserve"> </w:t>
+      </w:r>
+      <w:r>
+        <w:t xml:space="preserve">light”</w:t>
+      </w:r>
+      <w:r>
+        <w:t xml:space="preserve">) even though the images are sharp and were taken outdoors in daylight.</w:t>
+      </w:r>
+    </w:p>
+    <w:p>
+      <w:pPr>
+        <w:pStyle w:val="BodyText"/>
+      </w:pPr>
+      <w:r>
+        <w:rPr>
+          <w:b/>
+          <w:bCs/>
+        </w:rPr>
+        <w:t xml:space="preserve">Cause.</w:t>
+      </w:r>
+      <w:r>
+        <w:t xml:space="preserve"> </w:t>
+      </w:r>
+      <w:r>
+        <w:rPr>
+          <w:rStyle w:val="VerbatimChar"/>
+        </w:rPr>
+        <w:t xml:space="preserve">ORANGE_INSUFFISANCE</w:t>
+      </w:r>
+      <w:r>
+        <w:t xml:space="preserve"> </w:t>
+      </w:r>
+      <w:r>
+        <w:t xml:space="preserve">is being produced as a</w:t>
       </w:r>
       <w:r>
         <w:t xml:space="preserve"> </w:t>
@@ -2164,13 +2516,55 @@
           <w:i/>
           <w:iCs/>
         </w:rPr>
-        <w:t xml:space="preserve">above</w:t>
-      </w:r>
-      <w:r>
-        <w:t xml:space="preserve"> </w:t>
-      </w:r>
-      <w:r>
-        <w:t xml:space="preserve">the crabro route, and the caution thresholds sit</w:t>
+        <w:t xml:space="preserve">“cannot decide the species”</w:t>
+      </w:r>
+      <w:r>
+        <w:t xml:space="preserve"> </w:t>
+      </w:r>
+      <w:r>
+        <w:t xml:space="preserve">outcome, and the reason code attached to it is a bucket, not a diagnosis. The two generic</w:t>
+      </w:r>
+      <w:r>
+        <w:t xml:space="preserve"> </w:t>
+      </w:r>
+      <w:r>
+        <w:t xml:space="preserve">fallbacks —</w:t>
+      </w:r>
+      <w:r>
+        <w:t xml:space="preserve"> </w:t>
+      </w:r>
+      <w:r>
+        <w:rPr>
+          <w:rStyle w:val="VerbatimChar"/>
+        </w:rPr>
+        <w:t xml:space="preserve">RETAKE_SHARPER</w:t>
+      </w:r>
+      <w:r>
+        <w:t xml:space="preserve"> </w:t>
+      </w:r>
+      <w:r>
+        <w:t xml:space="preserve">and</w:t>
+      </w:r>
+      <w:r>
+        <w:t xml:space="preserve"> </w:t>
+      </w:r>
+      <w:r>
+        <w:rPr>
+          <w:rStyle w:val="VerbatimChar"/>
+        </w:rPr>
+        <w:t xml:space="preserve">RETAKE_LIGHTING_ANGLE</w:t>
+      </w:r>
+      <w:r>
+        <w:t xml:space="preserve"> </w:t>
+      </w:r>
+      <w:r>
+        <w:t xml:space="preserve">— are returned whenever the crabro</w:t>
+      </w:r>
+      <w:r>
+        <w:t xml:space="preserve"> </w:t>
+      </w:r>
+      <w:r>
+        <w:t xml:space="preserve">thresholds are</w:t>
       </w:r>
       <w:r>
         <w:t xml:space="preserve"> </w:t>
@@ -2180,19 +2574,77 @@
           <w:i/>
           <w:iCs/>
         </w:rPr>
-        <w:t xml:space="preserve">inside</w:t>
-      </w:r>
-      <w:r>
-        <w:t xml:space="preserve"> </w:t>
-      </w:r>
-      <w:r>
-        <w:t xml:space="preserve">it, so a clearly non-target</w:t>
-      </w:r>
-      <w:r>
-        <w:t xml:space="preserve"> </w:t>
-      </w:r>
-      <w:r>
-        <w:t xml:space="preserve">insect either (a) is read as a clean target signature and goes straight to</w:t>
+        <w:t xml:space="preserve">nearly</w:t>
+      </w:r>
+      <w:r>
+        <w:t xml:space="preserve"> </w:t>
+      </w:r>
+      <w:r>
+        <w:t xml:space="preserve">but not</w:t>
+      </w:r>
+      <w:r>
+        <w:t xml:space="preserve"> </w:t>
+      </w:r>
+      <w:r>
+        <w:rPr>
+          <w:i/>
+          <w:iCs/>
+        </w:rPr>
+        <w:t xml:space="preserve">quite</w:t>
+      </w:r>
+      <w:r>
+        <w:t xml:space="preserve"> </w:t>
+      </w:r>
+      <w:r>
+        <w:t xml:space="preserve">met, regardless of whether any criterion was</w:t>
+      </w:r>
+      <w:r>
+        <w:t xml:space="preserve"> </w:t>
+      </w:r>
+      <w:r>
+        <w:t xml:space="preserve">actually unreadable.</w:t>
+      </w:r>
+    </w:p>
+    <w:bookmarkEnd w:id="14"/>
+    <w:bookmarkStart w:id="15" w:name="X21ab87f6a8270d322fa2008a264f04671d60de0"/>
+    <w:p>
+      <w:pPr>
+        <w:pStyle w:val="Heading2"/>
+      </w:pPr>
+      <w:r>
+        <w:t xml:space="preserve">2.4 &amp; 2.5</w:t>
+      </w:r>
+      <w:r>
+        <w:t xml:space="preserve"> </w:t>
+      </w:r>
+      <w:r>
+        <w:t xml:space="preserve">“Take a less blurry photo”</w:t>
+      </w:r>
+      <w:r>
+        <w:t xml:space="preserve"> </w:t>
+      </w:r>
+      <w:r>
+        <w:t xml:space="preserve">on a sharp image /</w:t>
+      </w:r>
+      <w:r>
+        <w:t xml:space="preserve"> </w:t>
+      </w:r>
+      <w:r>
+        <w:t xml:space="preserve">“use natural light”</w:t>
+      </w:r>
+      <w:r>
+        <w:t xml:space="preserve"> </w:t>
+      </w:r>
+      <w:r>
+        <w:t xml:space="preserve">outdoors</w:t>
+      </w:r>
+    </w:p>
+    <w:p>
+      <w:pPr>
+        <w:pStyle w:val="FirstParagraph"/>
+      </w:pPr>
+      <w:r>
+        <w:t xml:space="preserve">Same cause as 2.3. These are the user-facing labels of</w:t>
       </w:r>
       <w:r>
         <w:t xml:space="preserve"> </w:t>
@@ -2201,28 +2653,37 @@
         <w:rPr>
           <w:rStyle w:val="VerbatimChar"/>
         </w:rPr>
-        <w:t xml:space="preserve">ROUGE</w:t>
-      </w:r>
-      <w:r>
-        <w:t xml:space="preserve">, or</w:t>
-      </w:r>
-      <w:r>
-        <w:t xml:space="preserve"> </w:t>
-      </w:r>
-      <w:r>
-        <w:t xml:space="preserve">(b) reaches the crabro route but is diverted to</w:t>
-      </w:r>
-      <w:r>
-        <w:t xml:space="preserve"> </w:t>
-      </w:r>
-      <w:r>
-        <w:t xml:space="preserve">“insufficient”</w:t>
-      </w:r>
-      <w:r>
-        <w:t xml:space="preserve"> </w:t>
-      </w:r>
-      <w:r>
-        <w:t xml:space="preserve">before it can conclude.</w:t>
+        <w:t xml:space="preserve">RETAKE_SHARPER</w:t>
+      </w:r>
+      <w:r>
+        <w:t xml:space="preserve"> </w:t>
+      </w:r>
+      <w:r>
+        <w:t xml:space="preserve">and</w:t>
+      </w:r>
+      <w:r>
+        <w:t xml:space="preserve"> </w:t>
+      </w:r>
+      <w:r>
+        <w:rPr>
+          <w:rStyle w:val="VerbatimChar"/>
+        </w:rPr>
+        <w:t xml:space="preserve">RETAKE_LIGHTING_ANGLE</w:t>
+      </w:r>
+      <w:r>
+        <w:t xml:space="preserve">, returned as defaults. When a photo is sharp and well-lit and every</w:t>
+      </w:r>
+      <w:r>
+        <w:t xml:space="preserve"> </w:t>
+      </w:r>
+      <w:r>
+        <w:t xml:space="preserve">criterion was readable, the system should not be asking for a retake at all — it should be</w:t>
+      </w:r>
+      <w:r>
+        <w:t xml:space="preserve"> </w:t>
+      </w:r>
+      <w:r>
+        <w:t xml:space="preserve">concluding.</w:t>
       </w:r>
     </w:p>
     <w:p>
@@ -2232,14 +2693,42 @@
         </w:pict>
       </w:r>
     </w:p>
+    <w:bookmarkEnd w:id="15"/>
     <w:bookmarkEnd w:id="16"/>
-    <w:bookmarkStart w:id="20" w:name="X3cbb900c934bb67bfd3787c936230e5ce2b5ec7"/>
+    <w:bookmarkStart w:id="17" w:name="X5fb2fe7db2137673bb71cee48ff85f955cdd415"/>
     <w:p>
       <w:pPr>
         <w:pStyle w:val="Heading1"/>
       </w:pPr>
       <w:r>
-        <w:t xml:space="preserve">4. Proposed direction (for your approval — no code yet)</w:t>
+        <w:t xml:space="preserve">3. Are</w:t>
+      </w:r>
+      <w:r>
+        <w:t xml:space="preserve"> </w:t>
+      </w:r>
+      <w:r>
+        <w:rPr>
+          <w:rStyle w:val="VerbatimChar"/>
+        </w:rPr>
+        <w:t xml:space="preserve">CRABRO_LIKE_PROFILE</w:t>
+      </w:r>
+      <w:r>
+        <w:t xml:space="preserve">,</w:t>
+      </w:r>
+      <w:r>
+        <w:t xml:space="preserve"> </w:t>
+      </w:r>
+      <w:r>
+        <w:rPr>
+          <w:rStyle w:val="VerbatimChar"/>
+        </w:rPr>
+        <w:t xml:space="preserve">NON_TARGET_HYMENOPTERA</w:t>
+      </w:r>
+      <w:r>
+        <w:t xml:space="preserve"> </w:t>
+      </w:r>
+      <w:r>
+        <w:t xml:space="preserve">and the incompatibility logic correctly applied?</w:t>
       </w:r>
     </w:p>
     <w:p>
@@ -2247,147 +2736,298 @@
         <w:pStyle w:val="FirstParagraph"/>
       </w:pPr>
       <w:r>
-        <w:t xml:space="preserve">This implements the symmetrical logic you described.</w:t>
-      </w:r>
-    </w:p>
-    <w:bookmarkStart w:id="17" w:name="X2db4596770221be2f374921ffaacd95e4ce1696"/>
-    <w:p>
-      <w:pPr>
-        <w:pStyle w:val="Heading2"/>
-      </w:pPr>
-      <w:r>
-        <w:t xml:space="preserve">4.1 A symmetrical exclusion gate, evaluated</w:t>
-      </w:r>
-      <w:r>
-        <w:t xml:space="preserve"> </w:t>
-      </w:r>
-      <w:r>
-        <w:rPr>
-          <w:i/>
-          <w:iCs/>
-        </w:rPr>
-        <w:t xml:space="preserve">before</w:t>
-      </w:r>
-      <w:r>
-        <w:t xml:space="preserve"> </w:t>
-      </w:r>
-      <w:r>
-        <w:t xml:space="preserve">the</w:t>
-      </w:r>
-      <w:r>
-        <w:t xml:space="preserve"> </w:t>
-      </w:r>
-      <w:r>
-        <w:rPr>
-          <w:rStyle w:val="VerbatimChar"/>
-        </w:rPr>
-        <w:t xml:space="preserve">ROUGE</w:t>
-      </w:r>
-      <w:r>
-        <w:t xml:space="preserve"> </w:t>
-      </w:r>
-      <w:r>
-        <w:t xml:space="preserve">decision</w:t>
-      </w:r>
-    </w:p>
-    <w:p>
-      <w:pPr>
-        <w:pStyle w:val="FirstParagraph"/>
-      </w:pPr>
-      <w:r>
-        <w:t xml:space="preserve">Mirror the</w:t>
-      </w:r>
-      <w:r>
-        <w:t xml:space="preserve"> </w:t>
-      </w:r>
-      <w:r>
-        <w:rPr>
-          <w:rStyle w:val="VerbatimChar"/>
-        </w:rPr>
-        <w:t xml:space="preserve">Q1 + Q2 + Q3</w:t>
-      </w:r>
-      <w:r>
-        <w:t xml:space="preserve"> </w:t>
-      </w:r>
-      <w:r>
-        <w:t xml:space="preserve">rule. Define a small set of reliable non-</w:t>
-      </w:r>
-      <w:r>
-        <w:rPr>
-          <w:i/>
-          <w:iCs/>
-        </w:rPr>
-        <w:t xml:space="preserve">velutina</w:t>
-      </w:r>
-      <w:r>
-        <w:t xml:space="preserve"> </w:t>
-      </w:r>
-      <w:r>
-        <w:t xml:space="preserve">markers:</w:t>
-      </w:r>
-    </w:p>
-    <w:p>
-      <w:pPr>
-        <w:pStyle w:val="Compact"/>
+        <w:t xml:space="preserve">Verified against the current build:</w:t>
+      </w:r>
+    </w:p>
+    <w:p>
+      <w:pPr>
         <w:numPr>
           <w:ilvl w:val="0"/>
           <w:numId w:val="1005"/>
         </w:numPr>
       </w:pPr>
       <w:r>
-        <w:t xml:space="preserve">multiple regular yellow/black bands across most of the abdomen;</w:t>
-      </w:r>
-    </w:p>
-    <w:p>
-      <w:pPr>
-        <w:pStyle w:val="Compact"/>
+        <w:rPr>
+          <w:rStyle w:val="VerbatimChar"/>
+          <w:b/>
+          <w:bCs/>
+        </w:rPr>
+        <w:t xml:space="preserve">NON_TARGET_HYMENOPTERA</w:t>
+      </w:r>
+      <w:r>
+        <w:rPr>
+          <w:b/>
+          <w:bCs/>
+        </w:rPr>
+        <w:t xml:space="preserve"> </w:t>
+      </w:r>
+      <w:r>
+        <w:rPr>
+          <w:b/>
+          <w:bCs/>
+        </w:rPr>
+        <w:t xml:space="preserve">(wasp / Polistes):</w:t>
+      </w:r>
+      <w:r>
+        <w:t xml:space="preserve"> </w:t>
+      </w:r>
+      <w:r>
+        <w:t xml:space="preserve">still runs, and still runs</w:t>
+      </w:r>
+      <w:r>
+        <w:t xml:space="preserve"> </w:t>
+      </w:r>
+      <w:r>
+        <w:rPr>
+          <w:i/>
+          <w:iCs/>
+        </w:rPr>
+        <w:t xml:space="preserve">before</w:t>
+      </w:r>
+      <w:r>
+        <w:t xml:space="preserve"> </w:t>
+      </w:r>
+      <w:r>
+        <w:t xml:space="preserve">the</w:t>
+      </w:r>
+      <w:r>
+        <w:t xml:space="preserve"> </w:t>
+      </w:r>
+      <w:r>
+        <w:rPr>
+          <w:rStyle w:val="VerbatimChar"/>
+        </w:rPr>
+        <w:t xml:space="preserve">ROUGE</w:t>
+      </w:r>
+      <w:r>
+        <w:t xml:space="preserve"> </w:t>
+      </w:r>
+      <w:r>
+        <w:t xml:space="preserve">decision. It fires correctly when the model reports the wasp</w:t>
+      </w:r>
+      <w:r>
+        <w:t xml:space="preserve"> </w:t>
+      </w:r>
+      <w:r>
+        <w:rPr>
+          <w:i/>
+          <w:iCs/>
+        </w:rPr>
+        <w:t xml:space="preserve">shape</w:t>
+      </w:r>
+      <w:r>
+        <w:t xml:space="preserve"> </w:t>
+      </w:r>
+      <w:r>
+        <w:t xml:space="preserve">markers</w:t>
+      </w:r>
+      <w:r>
+        <w:t xml:space="preserve"> </w:t>
+      </w:r>
+      <w:r>
+        <w:t xml:space="preserve">(fine, elongated silhouette; slender, non-robust proportions). On the clear-wasp reference</w:t>
+      </w:r>
+      <w:r>
+        <w:t xml:space="preserve"> </w:t>
+      </w:r>
+      <w:r>
+        <w:t xml:space="preserve">images that get those tags, the verdict is correct 3 / 3. Where it fails is when the model</w:t>
+      </w:r>
+      <w:r>
+        <w:t xml:space="preserve"> </w:t>
+      </w:r>
+      <w:r>
+        <w:t xml:space="preserve">reports only</w:t>
+      </w:r>
+      <w:r>
+        <w:t xml:space="preserve"> </w:t>
+      </w:r>
+      <w:r>
+        <w:rPr>
+          <w:i/>
+          <w:iCs/>
+        </w:rPr>
+        <w:t xml:space="preserve">colour</w:t>
+      </w:r>
+      <w:r>
+        <w:t xml:space="preserve"> </w:t>
+      </w:r>
+      <w:r>
+        <w:t xml:space="preserve">markers (bands) and no shape marker — then this rule does not engage</w:t>
+      </w:r>
+      <w:r>
+        <w:t xml:space="preserve"> </w:t>
+      </w:r>
+      <w:r>
+        <w:t xml:space="preserve">and the case falls to the crabro route, where the caution thresholds (§2.2) now divert it</w:t>
+      </w:r>
+      <w:r>
+        <w:t xml:space="preserve"> </w:t>
+      </w:r>
+      <w:r>
+        <w:t xml:space="preserve">to</w:t>
+      </w:r>
+      <w:r>
+        <w:t xml:space="preserve"> </w:t>
+      </w:r>
+      <w:r>
+        <w:t xml:space="preserve">“insufficient”</w:t>
+      </w:r>
+      <w:r>
+        <w:t xml:space="preserve">.</w:t>
+      </w:r>
+    </w:p>
+    <w:p>
+      <w:pPr>
         <w:numPr>
           <w:ilvl w:val="0"/>
           <w:numId w:val="1005"/>
         </w:numPr>
       </w:pPr>
       <w:r>
-        <w:t xml:space="preserve">yellow-dominant abdomen;</w:t>
-      </w:r>
-    </w:p>
-    <w:p>
-      <w:pPr>
-        <w:pStyle w:val="Compact"/>
+        <w:rPr>
+          <w:rStyle w:val="VerbatimChar"/>
+          <w:b/>
+          <w:bCs/>
+        </w:rPr>
+        <w:t xml:space="preserve">CRABRO_LIKE_PROFILE</w:t>
+      </w:r>
+      <w:r>
+        <w:rPr>
+          <w:b/>
+          <w:bCs/>
+        </w:rPr>
+        <w:t xml:space="preserve">:</w:t>
+      </w:r>
+      <w:r>
+        <w:t xml:space="preserve"> </w:t>
+      </w:r>
+      <w:r>
+        <w:t xml:space="preserve">present, but only reachable</w:t>
+      </w:r>
+      <w:r>
+        <w:t xml:space="preserve"> </w:t>
+      </w:r>
+      <w:r>
+        <w:rPr>
+          <w:b/>
+          <w:bCs/>
+        </w:rPr>
+        <w:t xml:space="preserve">if the individual is not already</w:t>
+      </w:r>
+      <w:r>
+        <w:rPr>
+          <w:b/>
+          <w:bCs/>
+        </w:rPr>
+        <w:t xml:space="preserve"> </w:t>
+      </w:r>
+      <w:r>
+        <w:rPr>
+          <w:b/>
+          <w:bCs/>
+        </w:rPr>
+        <w:t xml:space="preserve">read as</w:t>
+      </w:r>
+      <w:r>
+        <w:rPr>
+          <w:b/>
+          <w:bCs/>
+        </w:rPr>
+        <w:t xml:space="preserve"> </w:t>
+      </w:r>
+      <w:r>
+        <w:rPr>
+          <w:rStyle w:val="VerbatimChar"/>
+          <w:b/>
+          <w:bCs/>
+        </w:rPr>
+        <w:t xml:space="preserve">Q1 = Q2 = Q3 = OUI</w:t>
+      </w:r>
+      <w:r>
+        <w:t xml:space="preserve">. A European hornet read as a clean Asian-hornet signature</w:t>
+      </w:r>
+      <w:r>
+        <w:t xml:space="preserve"> </w:t>
+      </w:r>
+      <w:r>
+        <w:t xml:space="preserve">never reaches it. And when it</w:t>
+      </w:r>
+      <w:r>
+        <w:t xml:space="preserve"> </w:t>
+      </w:r>
+      <w:r>
+        <w:rPr>
+          <w:i/>
+          <w:iCs/>
+        </w:rPr>
+        <w:t xml:space="preserve">is</w:t>
+      </w:r>
+      <w:r>
+        <w:t xml:space="preserve"> </w:t>
+      </w:r>
+      <w:r>
+        <w:t xml:space="preserve">reached, its thresholds were tightened (§2.2), so</w:t>
+      </w:r>
+      <w:r>
+        <w:t xml:space="preserve"> </w:t>
+      </w:r>
+      <w:r>
+        <w:t xml:space="preserve">genuine European hornets that used to hit it now sometimes fall to</w:t>
+      </w:r>
+      <w:r>
+        <w:t xml:space="preserve"> </w:t>
+      </w:r>
+      <w:r>
+        <w:t xml:space="preserve">“insufficient”</w:t>
+      </w:r>
+      <w:r>
+        <w:t xml:space="preserve">.</w:t>
+      </w:r>
+    </w:p>
+    <w:p>
+      <w:pPr>
         <w:numPr>
           <w:ilvl w:val="0"/>
           <w:numId w:val="1005"/>
         </w:numPr>
       </w:pPr>
       <w:r>
-        <w:t xml:space="preserve">reddish head</w:t>
-      </w:r>
-      <w:r>
-        <w:t xml:space="preserve"> </w:t>
-      </w:r>
-      <w:r>
-        <w:rPr>
-          <w:b/>
-          <w:bCs/>
-        </w:rPr>
-        <w:t xml:space="preserve">or</w:t>
-      </w:r>
-      <w:r>
-        <w:t xml:space="preserve"> </w:t>
-      </w:r>
-      <w:r>
-        <w:t xml:space="preserve">reddish thorax;</w:t>
-      </w:r>
-    </w:p>
-    <w:p>
-      <w:pPr>
-        <w:pStyle w:val="Compact"/>
-        <w:numPr>
-          <w:ilvl w:val="0"/>
-          <w:numId w:val="1005"/>
-        </w:numPr>
-      </w:pPr>
-      <w:r>
-        <w:t xml:space="preserve">wasp morphology (fine / elongated silhouette, slender proportions).</w:t>
+        <w:rPr>
+          <w:b/>
+          <w:bCs/>
+        </w:rPr>
+        <w:t xml:space="preserve">Target-incompatibility routes:</w:t>
+      </w:r>
+      <w:r>
+        <w:t xml:space="preserve"> </w:t>
+      </w:r>
+      <w:r>
+        <w:t xml:space="preserve">intact for the absolute cases (beetle, dense hair,</w:t>
+      </w:r>
+      <w:r>
+        <w:t xml:space="preserve"> </w:t>
+      </w:r>
+      <w:r>
+        <w:t xml:space="preserve">tiny insect → green). Not intact as a general</w:t>
+      </w:r>
+      <w:r>
+        <w:t xml:space="preserve"> </w:t>
+      </w:r>
+      <w:r>
+        <w:t xml:space="preserve">“this is clearly not velutina”</w:t>
+      </w:r>
+      <w:r>
+        <w:t xml:space="preserve"> </w:t>
+      </w:r>
+      <w:r>
+        <w:t xml:space="preserve">conclusion —</w:t>
+      </w:r>
+      <w:r>
+        <w:t xml:space="preserve"> </w:t>
+      </w:r>
+      <w:r>
+        <w:t xml:space="preserve">there is no such general rule.</w:t>
       </w:r>
     </w:p>
     <w:p>
@@ -2399,100 +3039,213 @@
           <w:b/>
           <w:bCs/>
         </w:rPr>
-        <w:t xml:space="preserve">If two or more distinct markers from this set are clearly visible, the Judge concludes</w:t>
-      </w:r>
-      <w:r>
-        <w:rPr>
-          <w:b/>
-          <w:bCs/>
-        </w:rPr>
+        <w:t xml:space="preserve">So the answer to your question is: the exclusion mechanisms are not being overridden by</w:t>
+      </w:r>
+      <w:r>
+        <w:rPr>
+          <w:b/>
+          <w:bCs/>
+        </w:rPr>
+        <w:t xml:space="preserve"> </w:t>
+      </w:r>
+      <w:r>
+        <w:rPr>
+          <w:b/>
+          <w:bCs/>
+        </w:rPr>
+        <w:t xml:space="preserve">the new caution logic</w:t>
+      </w:r>
+      <w:r>
+        <w:rPr>
+          <w:b/>
+          <w:bCs/>
+        </w:rPr>
+        <w:t xml:space="preserve"> </w:t>
+      </w:r>
+      <w:r>
+        <w:rPr>
+          <w:b/>
+          <w:bCs/>
+          <w:i/>
+          <w:iCs/>
+        </w:rPr>
+        <w:t xml:space="preserve">as such</w:t>
+      </w:r>
+      <w:r>
+        <w:rPr>
+          <w:b/>
+          <w:bCs/>
+        </w:rPr>
+        <w:t xml:space="preserve"> </w:t>
+      </w:r>
+      <w:r>
+        <w:rPr>
+          <w:b/>
+          <w:bCs/>
+        </w:rPr>
+        <w:t xml:space="preserve">— the problem is structural.</w:t>
+      </w:r>
+      <w:r>
+        <w:t xml:space="preserve"> </w:t>
+      </w:r>
+      <w:r>
+        <w:t xml:space="preserve">The</w:t>
+      </w:r>
+      <w:r>
         <w:t xml:space="preserve"> </w:t>
       </w:r>
       <w:r>
         <w:rPr>
           <w:rStyle w:val="VerbatimChar"/>
-          <w:b/>
-          <w:bCs/>
-        </w:rPr>
-        <w:t xml:space="preserve">ORANGE_PROBABLE_NON_CIBLE</w:t>
-      </w:r>
-      <w:r>
-        <w:rPr>
-          <w:b/>
-          <w:bCs/>
-        </w:rPr>
-        <w:t xml:space="preserve"> </w:t>
-      </w:r>
-      <w:r>
-        <w:rPr>
-          <w:b/>
-          <w:bCs/>
-        </w:rPr>
-        <w:t xml:space="preserve">—</w:t>
-      </w:r>
-      <w:r>
-        <w:rPr>
-          <w:b/>
-          <w:bCs/>
-        </w:rPr>
-        <w:t xml:space="preserve"> </w:t>
-      </w:r>
-      <w:r>
-        <w:rPr>
-          <w:b/>
-          <w:bCs/>
-        </w:rPr>
-        <w:t xml:space="preserve">“other vespid”</w:t>
-      </w:r>
-      <w:r>
-        <w:rPr>
-          <w:b/>
-          <w:bCs/>
-        </w:rPr>
-        <w:t xml:space="preserve"> </w:t>
-      </w:r>
-      <w:r>
-        <w:rPr>
-          <w:b/>
-          <w:bCs/>
-        </w:rPr>
-        <w:t xml:space="preserve">— regardless of</w:t>
-      </w:r>
-      <w:r>
-        <w:rPr>
-          <w:b/>
-          <w:bCs/>
-        </w:rPr>
+        </w:rPr>
+        <w:t xml:space="preserve">ROUGE</w:t>
+      </w:r>
+      <w:r>
+        <w:t xml:space="preserve"> </w:t>
+      </w:r>
+      <w:r>
+        <w:t xml:space="preserve">short-circuit sits</w:t>
+      </w:r>
+      <w:r>
+        <w:t xml:space="preserve"> </w:t>
+      </w:r>
+      <w:r>
+        <w:rPr>
+          <w:i/>
+          <w:iCs/>
+        </w:rPr>
+        <w:t xml:space="preserve">above</w:t>
+      </w:r>
+      <w:r>
+        <w:t xml:space="preserve"> </w:t>
+      </w:r>
+      <w:r>
+        <w:t xml:space="preserve">the crabro route, and the caution thresholds sit</w:t>
+      </w:r>
+      <w:r>
+        <w:t xml:space="preserve"> </w:t>
+      </w:r>
+      <w:r>
+        <w:rPr>
+          <w:i/>
+          <w:iCs/>
+        </w:rPr>
+        <w:t xml:space="preserve">inside</w:t>
+      </w:r>
+      <w:r>
+        <w:t xml:space="preserve"> </w:t>
+      </w:r>
+      <w:r>
+        <w:t xml:space="preserve">it, so a clearly non-target</w:t>
+      </w:r>
+      <w:r>
+        <w:t xml:space="preserve"> </w:t>
+      </w:r>
+      <w:r>
+        <w:t xml:space="preserve">insect either (a) is read as a clean target signature and goes straight to</w:t>
+      </w:r>
+      <w:r>
         <w:t xml:space="preserve"> </w:t>
       </w:r>
       <w:r>
         <w:rPr>
           <w:rStyle w:val="VerbatimChar"/>
-          <w:b/>
-          <w:bCs/>
-        </w:rPr>
-        <w:t xml:space="preserve">Q1 / Q2 / Q3</w:t>
-      </w:r>
-      <w:r>
-        <w:t xml:space="preserve">, with the</w:t>
-      </w:r>
-      <w:r>
-        <w:t xml:space="preserve"> </w:t>
-      </w:r>
-      <w:r>
-        <w:t xml:space="preserve">reason code that matches (</w:t>
+        </w:rPr>
+        <w:t xml:space="preserve">ROUGE</w:t>
+      </w:r>
+      <w:r>
+        <w:t xml:space="preserve">, or</w:t>
+      </w:r>
+      <w:r>
+        <w:t xml:space="preserve"> </w:t>
+      </w:r>
+      <w:r>
+        <w:t xml:space="preserve">(b) reaches the crabro route but is diverted to</w:t>
+      </w:r>
+      <w:r>
+        <w:t xml:space="preserve"> </w:t>
+      </w:r>
+      <w:r>
+        <w:t xml:space="preserve">“insufficient”</w:t>
+      </w:r>
+      <w:r>
+        <w:t xml:space="preserve"> </w:t>
+      </w:r>
+      <w:r>
+        <w:t xml:space="preserve">before it can conclude.</w:t>
+      </w:r>
+    </w:p>
+    <w:p>
+      <w:r>
+        <w:pict>
+          <v:rect style="width:0;height:1.5pt" o:hralign="center" o:hrstd="t" o:hr="t"/>
+        </w:pict>
+      </w:r>
+    </w:p>
+    <w:bookmarkEnd w:id="17"/>
+    <w:bookmarkStart w:id="21" w:name="X3cbb900c934bb67bfd3787c936230e5ce2b5ec7"/>
+    <w:p>
+      <w:pPr>
+        <w:pStyle w:val="Heading1"/>
+      </w:pPr>
+      <w:r>
+        <w:t xml:space="preserve">4. Proposed direction (for your approval — no code yet)</w:t>
+      </w:r>
+    </w:p>
+    <w:p>
+      <w:pPr>
+        <w:pStyle w:val="FirstParagraph"/>
+      </w:pPr>
+      <w:r>
+        <w:t xml:space="preserve">This implements the symmetrical logic you described.</w:t>
+      </w:r>
+    </w:p>
+    <w:bookmarkStart w:id="18" w:name="X2db4596770221be2f374921ffaacd95e4ce1696"/>
+    <w:p>
+      <w:pPr>
+        <w:pStyle w:val="Heading2"/>
+      </w:pPr>
+      <w:r>
+        <w:t xml:space="preserve">4.1 A symmetrical exclusion gate, evaluated</w:t>
+      </w:r>
+      <w:r>
+        <w:t xml:space="preserve"> </w:t>
+      </w:r>
+      <w:r>
+        <w:rPr>
+          <w:i/>
+          <w:iCs/>
+        </w:rPr>
+        <w:t xml:space="preserve">before</w:t>
+      </w:r>
+      <w:r>
+        <w:t xml:space="preserve"> </w:t>
+      </w:r>
+      <w:r>
+        <w:t xml:space="preserve">the</w:t>
+      </w:r>
+      <w:r>
+        <w:t xml:space="preserve"> </w:t>
       </w:r>
       <w:r>
         <w:rPr>
           <w:rStyle w:val="VerbatimChar"/>
         </w:rPr>
-        <w:t xml:space="preserve">NON_TARGET_HYMENOPTERA</w:t>
-      </w:r>
-      <w:r>
-        <w:t xml:space="preserve"> </w:t>
-      </w:r>
-      <w:r>
-        <w:t xml:space="preserve">when the wasp-shape markers are present,</w:t>
+        <w:t xml:space="preserve">ROUGE</w:t>
+      </w:r>
+      <w:r>
+        <w:t xml:space="preserve"> </w:t>
+      </w:r>
+      <w:r>
+        <w:t xml:space="preserve">decision</w:t>
+      </w:r>
+    </w:p>
+    <w:p>
+      <w:pPr>
+        <w:pStyle w:val="FirstParagraph"/>
+      </w:pPr>
+      <w:r>
+        <w:t xml:space="preserve">Mirror the</w:t>
       </w:r>
       <w:r>
         <w:t xml:space="preserve"> </w:t>
@@ -2501,13 +3254,26 @@
         <w:rPr>
           <w:rStyle w:val="VerbatimChar"/>
         </w:rPr>
-        <w:t xml:space="preserve">CRABRO_LIKE_PROFILE</w:t>
-      </w:r>
-      <w:r>
-        <w:t xml:space="preserve"> </w:t>
-      </w:r>
-      <w:r>
-        <w:t xml:space="preserve">otherwise).</w:t>
+        <w:t xml:space="preserve">Q1 + Q2 + Q3</w:t>
+      </w:r>
+      <w:r>
+        <w:t xml:space="preserve"> </w:t>
+      </w:r>
+      <w:r>
+        <w:t xml:space="preserve">rule. Define a small set of reliable non-</w:t>
+      </w:r>
+      <w:r>
+        <w:rPr>
+          <w:i/>
+          <w:iCs/>
+        </w:rPr>
+        <w:t xml:space="preserve">velutina</w:t>
+      </w:r>
+      <w:r>
+        <w:t xml:space="preserve"> </w:t>
+      </w:r>
+      <w:r>
+        <w:t xml:space="preserve">markers:</w:t>
       </w:r>
     </w:p>
     <w:p>
@@ -2519,25 +3285,7 @@
         </w:numPr>
       </w:pPr>
       <w:r>
-        <w:t xml:space="preserve">Fixes 2.1: a European hornet that visibly shows red head + banded abdomen can no longer</w:t>
-      </w:r>
-      <w:r>
-        <w:t xml:space="preserve"> </w:t>
-      </w:r>
-      <w:r>
-        <w:t xml:space="preserve">reach</w:t>
-      </w:r>
-      <w:r>
-        <w:t xml:space="preserve"> </w:t>
-      </w:r>
-      <w:r>
-        <w:rPr>
-          <w:rStyle w:val="VerbatimChar"/>
-        </w:rPr>
-        <w:t xml:space="preserve">ROUGE</w:t>
-      </w:r>
-      <w:r>
-        <w:t xml:space="preserve">.</w:t>
+        <w:t xml:space="preserve">multiple regular yellow/black bands across most of the abdomen;</w:t>
       </w:r>
     </w:p>
     <w:p>
@@ -2549,16 +3297,7 @@
         </w:numPr>
       </w:pPr>
       <w:r>
-        <w:t xml:space="preserve">Fixes 2.2: a visibly non-target insect concludes as non-target instead of</w:t>
-      </w:r>
-      <w:r>
-        <w:t xml:space="preserve"> </w:t>
-      </w:r>
-      <w:r>
-        <w:t xml:space="preserve">“insufficient”</w:t>
-      </w:r>
-      <w:r>
-        <w:t xml:space="preserve">.</w:t>
+        <w:t xml:space="preserve">yellow-dominant abdomen;</w:t>
       </w:r>
     </w:p>
     <w:p>
@@ -2570,72 +3309,155 @@
         </w:numPr>
       </w:pPr>
       <w:r>
-        <w:t xml:space="preserve">Safe for Asian hornets: a real</w:t>
-      </w:r>
-      <w:r>
-        <w:t xml:space="preserve"> </w:t>
-      </w:r>
-      <w:r>
-        <w:rPr>
-          <w:i/>
-          <w:iCs/>
-        </w:rPr>
-        <w:t xml:space="preserve">velutina</w:t>
-      </w:r>
-      <w:r>
-        <w:t xml:space="preserve"> </w:t>
-      </w:r>
-      <w:r>
-        <w:t xml:space="preserve">carries none, or at most one, of these markers,</w:t>
-      </w:r>
-      <w:r>
-        <w:t xml:space="preserve"> </w:t>
-      </w:r>
-      <w:r>
-        <w:t xml:space="preserve">so the gate does not fire and</w:t>
-      </w:r>
-      <w:r>
+        <w:t xml:space="preserve">reddish head</w:t>
+      </w:r>
+      <w:r>
+        <w:t xml:space="preserve"> </w:t>
+      </w:r>
+      <w:r>
+        <w:rPr>
+          <w:b/>
+          <w:bCs/>
+        </w:rPr>
+        <w:t xml:space="preserve">or</w:t>
+      </w:r>
+      <w:r>
+        <w:t xml:space="preserve"> </w:t>
+      </w:r>
+      <w:r>
+        <w:t xml:space="preserve">reddish thorax;</w:t>
+      </w:r>
+    </w:p>
+    <w:p>
+      <w:pPr>
+        <w:pStyle w:val="Compact"/>
+        <w:numPr>
+          <w:ilvl w:val="0"/>
+          <w:numId w:val="1006"/>
+        </w:numPr>
+      </w:pPr>
+      <w:r>
+        <w:t xml:space="preserve">wasp morphology (fine / elongated silhouette, slender proportions).</w:t>
+      </w:r>
+    </w:p>
+    <w:p>
+      <w:pPr>
+        <w:pStyle w:val="FirstParagraph"/>
+      </w:pPr>
+      <w:r>
+        <w:rPr>
+          <w:b/>
+          <w:bCs/>
+        </w:rPr>
+        <w:t xml:space="preserve">If two or more distinct markers from this set are clearly visible, the Judge concludes</w:t>
+      </w:r>
+      <w:r>
+        <w:rPr>
+          <w:b/>
+          <w:bCs/>
+        </w:rPr>
         <w:t xml:space="preserve"> </w:t>
       </w:r>
       <w:r>
         <w:rPr>
           <w:rStyle w:val="VerbatimChar"/>
-        </w:rPr>
-        <w:t xml:space="preserve">Q1 + Q2 + Q3 = OUI → ROUGE</w:t>
-      </w:r>
-      <w:r>
-        <w:t xml:space="preserve"> </w:t>
-      </w:r>
-      <w:r>
-        <w:t xml:space="preserve">is unchanged. This will be</w:t>
-      </w:r>
-      <w:r>
-        <w:t xml:space="preserve"> </w:t>
-      </w:r>
-      <w:r>
-        <w:t xml:space="preserve">proven with the confirmed-</w:t>
+          <w:b/>
+          <w:bCs/>
+        </w:rPr>
+        <w:t xml:space="preserve">ORANGE_PROBABLE_NON_CIBLE</w:t>
+      </w:r>
+      <w:r>
+        <w:rPr>
+          <w:b/>
+          <w:bCs/>
+        </w:rPr>
+        <w:t xml:space="preserve"> </w:t>
+      </w:r>
+      <w:r>
+        <w:rPr>
+          <w:b/>
+          <w:bCs/>
+        </w:rPr>
+        <w:t xml:space="preserve">—</w:t>
+      </w:r>
+      <w:r>
+        <w:rPr>
+          <w:b/>
+          <w:bCs/>
+        </w:rPr>
+        <w:t xml:space="preserve"> </w:t>
+      </w:r>
+      <w:r>
+        <w:rPr>
+          <w:b/>
+          <w:bCs/>
+        </w:rPr>
+        <w:t xml:space="preserve">“other vespid”</w:t>
+      </w:r>
+      <w:r>
+        <w:rPr>
+          <w:b/>
+          <w:bCs/>
+        </w:rPr>
+        <w:t xml:space="preserve"> </w:t>
+      </w:r>
+      <w:r>
+        <w:rPr>
+          <w:b/>
+          <w:bCs/>
+        </w:rPr>
+        <w:t xml:space="preserve">— regardless of</w:t>
+      </w:r>
+      <w:r>
+        <w:rPr>
+          <w:b/>
+          <w:bCs/>
+        </w:rPr>
+        <w:t xml:space="preserve"> </w:t>
       </w:r>
       <w:r>
         <w:rPr>
           <w:rStyle w:val="VerbatimChar"/>
-        </w:rPr>
-        <w:t xml:space="preserve">ROUGE</w:t>
-      </w:r>
-      <w:r>
-        <w:t xml:space="preserve"> </w:t>
-      </w:r>
-      <w:r>
-        <w:t xml:space="preserve">regression images before/after.</w:t>
-      </w:r>
-    </w:p>
-    <w:bookmarkEnd w:id="17"/>
-    <w:bookmarkStart w:id="18" w:name="Xd9061d9f0ce2db012e5b7ca46f21066cec9abf5"/>
-    <w:p>
-      <w:pPr>
-        <w:pStyle w:val="Heading2"/>
-      </w:pPr>
-      <w:r>
-        <w:t xml:space="preserve">4.2 Roll the over-cautious thresholds back toward the previous behaviour</w:t>
+          <w:b/>
+          <w:bCs/>
+        </w:rPr>
+        <w:t xml:space="preserve">Q1 / Q2 / Q3</w:t>
+      </w:r>
+      <w:r>
+        <w:t xml:space="preserve">, with the</w:t>
+      </w:r>
+      <w:r>
+        <w:t xml:space="preserve"> </w:t>
+      </w:r>
+      <w:r>
+        <w:t xml:space="preserve">reason code that matches (</w:t>
+      </w:r>
+      <w:r>
+        <w:rPr>
+          <w:rStyle w:val="VerbatimChar"/>
+        </w:rPr>
+        <w:t xml:space="preserve">NON_TARGET_HYMENOPTERA</w:t>
+      </w:r>
+      <w:r>
+        <w:t xml:space="preserve"> </w:t>
+      </w:r>
+      <w:r>
+        <w:t xml:space="preserve">when the wasp-shape markers are present,</w:t>
+      </w:r>
+      <w:r>
+        <w:t xml:space="preserve"> </w:t>
+      </w:r>
+      <w:r>
+        <w:rPr>
+          <w:rStyle w:val="VerbatimChar"/>
+        </w:rPr>
+        <w:t xml:space="preserve">CRABRO_LIKE_PROFILE</w:t>
+      </w:r>
+      <w:r>
+        <w:t xml:space="preserve"> </w:t>
+      </w:r>
+      <w:r>
+        <w:t xml:space="preserve">otherwise).</w:t>
       </w:r>
     </w:p>
     <w:p>
@@ -2647,19 +3469,25 @@
         </w:numPr>
       </w:pPr>
       <w:r>
-        <w:t xml:space="preserve">Restore the</w:t>
-      </w:r>
-      <w:r>
-        <w:t xml:space="preserve"> </w:t>
-      </w:r>
-      <w:r>
-        <w:t xml:space="preserve">“one strong chromatic marker, read with confidence → probable non-target”</w:t>
-      </w:r>
-      <w:r>
-        <w:t xml:space="preserve"> </w:t>
-      </w:r>
-      <w:r>
-        <w:t xml:space="preserve">path.</w:t>
+        <w:t xml:space="preserve">Fixes 2.1: a European hornet that visibly shows red head + banded abdomen can no longer</w:t>
+      </w:r>
+      <w:r>
+        <w:t xml:space="preserve"> </w:t>
+      </w:r>
+      <w:r>
+        <w:t xml:space="preserve">reach</w:t>
+      </w:r>
+      <w:r>
+        <w:t xml:space="preserve"> </w:t>
+      </w:r>
+      <w:r>
+        <w:rPr>
+          <w:rStyle w:val="VerbatimChar"/>
+        </w:rPr>
+        <w:t xml:space="preserve">ROUGE</w:t>
+      </w:r>
+      <w:r>
+        <w:t xml:space="preserve">.</w:t>
       </w:r>
     </w:p>
     <w:p>
@@ -2671,7 +3499,16 @@
         </w:numPr>
       </w:pPr>
       <w:r>
-        <w:t xml:space="preserve">Let the rufous-head marker count on its own again.</w:t>
+        <w:t xml:space="preserve">Fixes 2.2: a visibly non-target insect concludes as non-target instead of</w:t>
+      </w:r>
+      <w:r>
+        <w:t xml:space="preserve"> </w:t>
+      </w:r>
+      <w:r>
+        <w:t xml:space="preserve">“insufficient”</w:t>
+      </w:r>
+      <w:r>
+        <w:t xml:space="preserve">.</w:t>
       </w:r>
     </w:p>
     <w:p>
@@ -2683,25 +3520,72 @@
         </w:numPr>
       </w:pPr>
       <w:r>
-        <w:t xml:space="preserve">Drop the</w:t>
-      </w:r>
-      <w:r>
-        <w:t xml:space="preserve"> </w:t>
-      </w:r>
-      <w:r>
-        <w:t xml:space="preserve">“must also have a morphological marker”</w:t>
-      </w:r>
-      <w:r>
-        <w:t xml:space="preserve"> </w:t>
-      </w:r>
-      <w:r>
-        <w:t xml:space="preserve">requirement for the chromatic-only</w:t>
-      </w:r>
-      <w:r>
-        <w:t xml:space="preserve"> </w:t>
-      </w:r>
-      <w:r>
-        <w:t xml:space="preserve">conclusion.</w:t>
+        <w:t xml:space="preserve">Safe for Asian hornets: a real</w:t>
+      </w:r>
+      <w:r>
+        <w:t xml:space="preserve"> </w:t>
+      </w:r>
+      <w:r>
+        <w:rPr>
+          <w:i/>
+          <w:iCs/>
+        </w:rPr>
+        <w:t xml:space="preserve">velutina</w:t>
+      </w:r>
+      <w:r>
+        <w:t xml:space="preserve"> </w:t>
+      </w:r>
+      <w:r>
+        <w:t xml:space="preserve">carries none, or at most one, of these markers,</w:t>
+      </w:r>
+      <w:r>
+        <w:t xml:space="preserve"> </w:t>
+      </w:r>
+      <w:r>
+        <w:t xml:space="preserve">so the gate does not fire and</w:t>
+      </w:r>
+      <w:r>
+        <w:t xml:space="preserve"> </w:t>
+      </w:r>
+      <w:r>
+        <w:rPr>
+          <w:rStyle w:val="VerbatimChar"/>
+        </w:rPr>
+        <w:t xml:space="preserve">Q1 + Q2 + Q3 = OUI → ROUGE</w:t>
+      </w:r>
+      <w:r>
+        <w:t xml:space="preserve"> </w:t>
+      </w:r>
+      <w:r>
+        <w:t xml:space="preserve">is unchanged. This will be</w:t>
+      </w:r>
+      <w:r>
+        <w:t xml:space="preserve"> </w:t>
+      </w:r>
+      <w:r>
+        <w:t xml:space="preserve">proven with the confirmed-</w:t>
+      </w:r>
+      <w:r>
+        <w:rPr>
+          <w:rStyle w:val="VerbatimChar"/>
+        </w:rPr>
+        <w:t xml:space="preserve">ROUGE</w:t>
+      </w:r>
+      <w:r>
+        <w:t xml:space="preserve"> </w:t>
+      </w:r>
+      <w:r>
+        <w:t xml:space="preserve">regression images before/after.</w:t>
+      </w:r>
+    </w:p>
+    <w:bookmarkEnd w:id="18"/>
+    <w:bookmarkStart w:id="19" w:name="Xd9061d9f0ce2db012e5b7ca46f21066cec9abf5"/>
+    <w:p>
+      <w:pPr>
+        <w:pStyle w:val="Heading2"/>
+      </w:pPr>
+      <w:r>
+        <w:t xml:space="preserve">4.2 Roll the over-cautious thresholds back toward the previous behaviour</w:t>
       </w:r>
     </w:p>
     <w:p>
@@ -2709,7 +3593,73 @@
         <w:pStyle w:val="Compact"/>
         <w:numPr>
           <w:ilvl w:val="0"/>
-          <w:numId w:val="1007"/>
+          <w:numId w:val="1008"/>
+        </w:numPr>
+      </w:pPr>
+      <w:r>
+        <w:t xml:space="preserve">Restore the</w:t>
+      </w:r>
+      <w:r>
+        <w:t xml:space="preserve"> </w:t>
+      </w:r>
+      <w:r>
+        <w:t xml:space="preserve">“one strong chromatic marker, read with confidence → probable non-target”</w:t>
+      </w:r>
+      <w:r>
+        <w:t xml:space="preserve"> </w:t>
+      </w:r>
+      <w:r>
+        <w:t xml:space="preserve">path.</w:t>
+      </w:r>
+    </w:p>
+    <w:p>
+      <w:pPr>
+        <w:pStyle w:val="Compact"/>
+        <w:numPr>
+          <w:ilvl w:val="0"/>
+          <w:numId w:val="1008"/>
+        </w:numPr>
+      </w:pPr>
+      <w:r>
+        <w:t xml:space="preserve">Let the rufous-head marker count on its own again.</w:t>
+      </w:r>
+    </w:p>
+    <w:p>
+      <w:pPr>
+        <w:pStyle w:val="Compact"/>
+        <w:numPr>
+          <w:ilvl w:val="0"/>
+          <w:numId w:val="1008"/>
+        </w:numPr>
+      </w:pPr>
+      <w:r>
+        <w:t xml:space="preserve">Drop the</w:t>
+      </w:r>
+      <w:r>
+        <w:t xml:space="preserve"> </w:t>
+      </w:r>
+      <w:r>
+        <w:t xml:space="preserve">“must also have a morphological marker”</w:t>
+      </w:r>
+      <w:r>
+        <w:t xml:space="preserve"> </w:t>
+      </w:r>
+      <w:r>
+        <w:t xml:space="preserve">requirement for the chromatic-only</w:t>
+      </w:r>
+      <w:r>
+        <w:t xml:space="preserve"> </w:t>
+      </w:r>
+      <w:r>
+        <w:t xml:space="preserve">conclusion.</w:t>
+      </w:r>
+    </w:p>
+    <w:p>
+      <w:pPr>
+        <w:pStyle w:val="Compact"/>
+        <w:numPr>
+          <w:ilvl w:val="0"/>
+          <w:numId w:val="1008"/>
         </w:numPr>
       </w:pPr>
       <w:r>
@@ -2755,8 +3705,8 @@
         <w:t xml:space="preserve">and wasps are removed.</w:t>
       </w:r>
     </w:p>
-    <w:bookmarkEnd w:id="18"/>
-    <w:bookmarkStart w:id="19" w:name="Xad998e002a5dafe968786d367adb006c6db0a23"/>
+    <w:bookmarkEnd w:id="19"/>
+    <w:bookmarkStart w:id="20" w:name="Xad998e002a5dafe968786d367adb006c6db0a23"/>
     <w:p>
       <w:pPr>
         <w:pStyle w:val="Heading2"/>
@@ -3104,9 +4054,9 @@
         </w:pict>
       </w:r>
     </w:p>
-    <w:bookmarkEnd w:id="19"/>
     <w:bookmarkEnd w:id="20"/>
-    <w:bookmarkStart w:id="21" w:name="validation-plan"/>
+    <w:bookmarkEnd w:id="21"/>
+    <w:bookmarkStart w:id="22" w:name="validation-plan"/>
     <w:p>
       <w:pPr>
         <w:pStyle w:val="Heading1"/>
@@ -3139,221 +4089,6 @@
       </w:r>
       <w:r>
         <w:t xml:space="preserve">against the full regression set:</w:t>
-      </w:r>
-    </w:p>
-    <w:p>
-      <w:pPr>
-        <w:pStyle w:val="Compact"/>
-        <w:numPr>
-          <w:ilvl w:val="0"/>
-          <w:numId w:val="1008"/>
-        </w:numPr>
-      </w:pPr>
-      <w:r>
-        <w:t xml:space="preserve">the confirmed-</w:t>
-      </w:r>
-      <w:r>
-        <w:rPr>
-          <w:rStyle w:val="VerbatimChar"/>
-        </w:rPr>
-        <w:t xml:space="preserve">ROUGE</w:t>
-      </w:r>
-      <w:r>
-        <w:t xml:space="preserve"> </w:t>
-      </w:r>
-      <w:r>
-        <w:t xml:space="preserve">Asian-hornet images — must stay</w:t>
-      </w:r>
-      <w:r>
-        <w:t xml:space="preserve"> </w:t>
-      </w:r>
-      <w:r>
-        <w:rPr>
-          <w:rStyle w:val="VerbatimChar"/>
-        </w:rPr>
-        <w:t xml:space="preserve">ROUGE</w:t>
-      </w:r>
-      <w:r>
-        <w:t xml:space="preserve">;</w:t>
-      </w:r>
-    </w:p>
-    <w:p>
-      <w:pPr>
-        <w:pStyle w:val="Compact"/>
-        <w:numPr>
-          <w:ilvl w:val="0"/>
-          <w:numId w:val="1008"/>
-        </w:numPr>
-      </w:pPr>
-      <w:r>
-        <w:t xml:space="preserve">the four post-validation hornet images — must stay off</w:t>
-      </w:r>
-      <w:r>
-        <w:t xml:space="preserve"> </w:t>
-      </w:r>
-      <w:r>
-        <w:t xml:space="preserve">“probable non-target”</w:t>
-      </w:r>
-      <w:r>
-        <w:t xml:space="preserve">;</w:t>
-      </w:r>
-    </w:p>
-    <w:p>
-      <w:pPr>
-        <w:pStyle w:val="Compact"/>
-        <w:numPr>
-          <w:ilvl w:val="0"/>
-          <w:numId w:val="1008"/>
-        </w:numPr>
-      </w:pPr>
-      <w:r>
-        <w:t xml:space="preserve">the confirmed European-hornet images — must be</w:t>
-      </w:r>
-      <w:r>
-        <w:t xml:space="preserve"> </w:t>
-      </w:r>
-      <w:r>
-        <w:t xml:space="preserve">“probable non-target”</w:t>
-      </w:r>
-      <w:r>
-        <w:t xml:space="preserve">,</w:t>
-      </w:r>
-      <w:r>
-        <w:t xml:space="preserve"> </w:t>
-      </w:r>
-      <w:r>
-        <w:rPr>
-          <w:b/>
-          <w:bCs/>
-        </w:rPr>
-        <w:t xml:space="preserve">not</w:t>
-      </w:r>
-      <w:r>
-        <w:t xml:space="preserve"> </w:t>
-      </w:r>
-      <w:r>
-        <w:rPr>
-          <w:rStyle w:val="VerbatimChar"/>
-        </w:rPr>
-        <w:t xml:space="preserve">ROUGE</w:t>
-      </w:r>
-      <w:r>
-        <w:t xml:space="preserve">,</w:t>
-      </w:r>
-      <w:r>
-        <w:t xml:space="preserve"> </w:t>
-      </w:r>
-      <w:r>
-        <w:rPr>
-          <w:b/>
-          <w:bCs/>
-        </w:rPr>
-        <w:t xml:space="preserve">not</w:t>
-      </w:r>
-      <w:r>
-        <w:t xml:space="preserve"> </w:t>
-      </w:r>
-      <w:r>
-        <w:t xml:space="preserve">“insufficient”</w:t>
-      </w:r>
-      <w:r>
-        <w:t xml:space="preserve">;</w:t>
-      </w:r>
-    </w:p>
-    <w:p>
-      <w:pPr>
-        <w:pStyle w:val="Compact"/>
-        <w:numPr>
-          <w:ilvl w:val="0"/>
-          <w:numId w:val="1008"/>
-        </w:numPr>
-      </w:pPr>
-      <w:r>
-        <w:t xml:space="preserve">the wasp / Polistes images — must be</w:t>
-      </w:r>
-      <w:r>
-        <w:t xml:space="preserve"> </w:t>
-      </w:r>
-      <w:r>
-        <w:t xml:space="preserve">“probable non-target”</w:t>
-      </w:r>
-      <w:r>
-        <w:t xml:space="preserve">;</w:t>
-      </w:r>
-    </w:p>
-    <w:p>
-      <w:pPr>
-        <w:pStyle w:val="Compact"/>
-        <w:numPr>
-          <w:ilvl w:val="0"/>
-          <w:numId w:val="1008"/>
-        </w:numPr>
-      </w:pPr>
-      <w:r>
-        <w:t xml:space="preserve">the scoliid (hairy body) and</w:t>
-      </w:r>
-      <w:r>
-        <w:t xml:space="preserve"> </w:t>
-      </w:r>
-      <w:r>
-        <w:rPr>
-          <w:i/>
-          <w:iCs/>
-        </w:rPr>
-        <w:t xml:space="preserve">V. mandarinia</w:t>
-      </w:r>
-      <w:r>
-        <w:t xml:space="preserve"> </w:t>
-      </w:r>
-      <w:r>
-        <w:t xml:space="preserve">images — unchanged;</w:t>
-      </w:r>
-    </w:p>
-    <w:p>
-      <w:pPr>
-        <w:pStyle w:val="Compact"/>
-        <w:numPr>
-          <w:ilvl w:val="0"/>
-          <w:numId w:val="1008"/>
-        </w:numPr>
-      </w:pPr>
-      <w:r>
-        <w:rPr>
-          <w:b/>
-          <w:bCs/>
-        </w:rPr>
-        <w:t xml:space="preserve">the new screenshots you are sending</w:t>
-      </w:r>
-      <w:r>
-        <w:t xml:space="preserve"> </w:t>
-      </w:r>
-      <w:r>
-        <w:t xml:space="preserve">— added as permanent regression cases.</w:t>
-      </w:r>
-    </w:p>
-    <w:p>
-      <w:pPr>
-        <w:pStyle w:val="FirstParagraph"/>
-      </w:pPr>
-      <w:r>
-        <w:t xml:space="preserve">No change ships without this evidence in front of you.</w:t>
-      </w:r>
-    </w:p>
-    <w:p>
-      <w:r>
-        <w:pict>
-          <v:rect style="width:0;height:1.5pt" o:hralign="center" o:hrstd="t" o:hr="t"/>
-        </w:pict>
-      </w:r>
-    </w:p>
-    <w:bookmarkEnd w:id="21"/>
-    <w:bookmarkStart w:id="22" w:name="what-i-need-from-you"/>
-    <w:p>
-      <w:pPr>
-        <w:pStyle w:val="Heading1"/>
-      </w:pPr>
-      <w:r>
-        <w:t xml:space="preserve">6. What I need from you</w:t>
       </w:r>
     </w:p>
     <w:p>
@@ -3365,13 +4100,31 @@
         </w:numPr>
       </w:pPr>
       <w:r>
-        <w:t xml:space="preserve">The screenshots from your latest testing, so each failing image becomes a permanent</w:t>
-      </w:r>
-      <w:r>
-        <w:t xml:space="preserve"> </w:t>
-      </w:r>
-      <w:r>
-        <w:t xml:space="preserve">regression case with its expected verdict recorded.</w:t>
+        <w:t xml:space="preserve">the confirmed-</w:t>
+      </w:r>
+      <w:r>
+        <w:rPr>
+          <w:rStyle w:val="VerbatimChar"/>
+        </w:rPr>
+        <w:t xml:space="preserve">ROUGE</w:t>
+      </w:r>
+      <w:r>
+        <w:t xml:space="preserve"> </w:t>
+      </w:r>
+      <w:r>
+        <w:t xml:space="preserve">Asian-hornet images — must stay</w:t>
+      </w:r>
+      <w:r>
+        <w:t xml:space="preserve"> </w:t>
+      </w:r>
+      <w:r>
+        <w:rPr>
+          <w:rStyle w:val="VerbatimChar"/>
+        </w:rPr>
+        <w:t xml:space="preserve">ROUGE</w:t>
+      </w:r>
+      <w:r>
+        <w:t xml:space="preserve">;</w:t>
       </w:r>
     </w:p>
     <w:p>
@@ -3383,6 +4136,225 @@
         </w:numPr>
       </w:pPr>
       <w:r>
+        <w:t xml:space="preserve">the four post-validation hornet images — must stay off</w:t>
+      </w:r>
+      <w:r>
+        <w:t xml:space="preserve"> </w:t>
+      </w:r>
+      <w:r>
+        <w:t xml:space="preserve">“probable non-target”</w:t>
+      </w:r>
+      <w:r>
+        <w:t xml:space="preserve">;</w:t>
+      </w:r>
+    </w:p>
+    <w:p>
+      <w:pPr>
+        <w:pStyle w:val="Compact"/>
+        <w:numPr>
+          <w:ilvl w:val="0"/>
+          <w:numId w:val="1009"/>
+        </w:numPr>
+      </w:pPr>
+      <w:r>
+        <w:t xml:space="preserve">the confirmed European-hornet images — must be</w:t>
+      </w:r>
+      <w:r>
+        <w:t xml:space="preserve"> </w:t>
+      </w:r>
+      <w:r>
+        <w:t xml:space="preserve">“probable non-target”</w:t>
+      </w:r>
+      <w:r>
+        <w:t xml:space="preserve">,</w:t>
+      </w:r>
+      <w:r>
+        <w:t xml:space="preserve"> </w:t>
+      </w:r>
+      <w:r>
+        <w:rPr>
+          <w:b/>
+          <w:bCs/>
+        </w:rPr>
+        <w:t xml:space="preserve">not</w:t>
+      </w:r>
+      <w:r>
+        <w:t xml:space="preserve"> </w:t>
+      </w:r>
+      <w:r>
+        <w:rPr>
+          <w:rStyle w:val="VerbatimChar"/>
+        </w:rPr>
+        <w:t xml:space="preserve">ROUGE</w:t>
+      </w:r>
+      <w:r>
+        <w:t xml:space="preserve">,</w:t>
+      </w:r>
+      <w:r>
+        <w:t xml:space="preserve"> </w:t>
+      </w:r>
+      <w:r>
+        <w:rPr>
+          <w:b/>
+          <w:bCs/>
+        </w:rPr>
+        <w:t xml:space="preserve">not</w:t>
+      </w:r>
+      <w:r>
+        <w:t xml:space="preserve"> </w:t>
+      </w:r>
+      <w:r>
+        <w:t xml:space="preserve">“insufficient”</w:t>
+      </w:r>
+      <w:r>
+        <w:t xml:space="preserve">;</w:t>
+      </w:r>
+    </w:p>
+    <w:p>
+      <w:pPr>
+        <w:pStyle w:val="Compact"/>
+        <w:numPr>
+          <w:ilvl w:val="0"/>
+          <w:numId w:val="1009"/>
+        </w:numPr>
+      </w:pPr>
+      <w:r>
+        <w:t xml:space="preserve">the wasp / Polistes images — must be</w:t>
+      </w:r>
+      <w:r>
+        <w:t xml:space="preserve"> </w:t>
+      </w:r>
+      <w:r>
+        <w:t xml:space="preserve">“probable non-target”</w:t>
+      </w:r>
+      <w:r>
+        <w:t xml:space="preserve">;</w:t>
+      </w:r>
+    </w:p>
+    <w:p>
+      <w:pPr>
+        <w:pStyle w:val="Compact"/>
+        <w:numPr>
+          <w:ilvl w:val="0"/>
+          <w:numId w:val="1009"/>
+        </w:numPr>
+      </w:pPr>
+      <w:r>
+        <w:t xml:space="preserve">the scoliid (hairy body) and</w:t>
+      </w:r>
+      <w:r>
+        <w:t xml:space="preserve"> </w:t>
+      </w:r>
+      <w:r>
+        <w:rPr>
+          <w:i/>
+          <w:iCs/>
+        </w:rPr>
+        <w:t xml:space="preserve">V. mandarinia</w:t>
+      </w:r>
+      <w:r>
+        <w:t xml:space="preserve"> </w:t>
+      </w:r>
+      <w:r>
+        <w:t xml:space="preserve">images — unchanged;</w:t>
+      </w:r>
+    </w:p>
+    <w:p>
+      <w:pPr>
+        <w:pStyle w:val="Compact"/>
+        <w:numPr>
+          <w:ilvl w:val="0"/>
+          <w:numId w:val="1009"/>
+        </w:numPr>
+      </w:pPr>
+      <w:r>
+        <w:rPr>
+          <w:b/>
+          <w:bCs/>
+        </w:rPr>
+        <w:t xml:space="preserve">the new screenshots you are sending</w:t>
+      </w:r>
+      <w:r>
+        <w:t xml:space="preserve"> </w:t>
+      </w:r>
+      <w:r>
+        <w:t xml:space="preserve">— added as permanent regression cases.</w:t>
+      </w:r>
+    </w:p>
+    <w:p>
+      <w:pPr>
+        <w:pStyle w:val="FirstParagraph"/>
+      </w:pPr>
+      <w:r>
+        <w:t xml:space="preserve">No change ships without this evidence in front of you.</w:t>
+      </w:r>
+    </w:p>
+    <w:p>
+      <w:r>
+        <w:pict>
+          <v:rect style="width:0;height:1.5pt" o:hralign="center" o:hrstd="t" o:hr="t"/>
+        </w:pict>
+      </w:r>
+    </w:p>
+    <w:bookmarkEnd w:id="22"/>
+    <w:bookmarkStart w:id="23" w:name="what-i-need-from-you"/>
+    <w:p>
+      <w:pPr>
+        <w:pStyle w:val="Heading1"/>
+      </w:pPr>
+      <w:r>
+        <w:t xml:space="preserve">6. What I need from you</w:t>
+      </w:r>
+    </w:p>
+    <w:p>
+      <w:pPr>
+        <w:pStyle w:val="Compact"/>
+        <w:numPr>
+          <w:ilvl w:val="0"/>
+          <w:numId w:val="1010"/>
+        </w:numPr>
+      </w:pPr>
+      <w:r>
+        <w:t xml:space="preserve">The</w:t>
+      </w:r>
+      <w:r>
+        <w:t xml:space="preserve"> </w:t>
+      </w:r>
+      <w:r>
+        <w:rPr>
+          <w:b/>
+          <w:bCs/>
+        </w:rPr>
+        <w:t xml:space="preserve">original photographs</w:t>
+      </w:r>
+      <w:r>
+        <w:t xml:space="preserve"> </w:t>
+      </w:r>
+      <w:r>
+        <w:t xml:space="preserve">for the seven cases in §2.0 (the raw images, not the app</w:t>
+      </w:r>
+      <w:r>
+        <w:t xml:space="preserve"> </w:t>
+      </w:r>
+      <w:r>
+        <w:t xml:space="preserve">screenshots). Each will be added to the permanent regression set with its expected</w:t>
+      </w:r>
+      <w:r>
+        <w:t xml:space="preserve"> </w:t>
+      </w:r>
+      <w:r>
+        <w:t xml:space="preserve">verdict recorded, and the fix is validated against them before and after.</w:t>
+      </w:r>
+    </w:p>
+    <w:p>
+      <w:pPr>
+        <w:pStyle w:val="Compact"/>
+        <w:numPr>
+          <w:ilvl w:val="0"/>
+          <w:numId w:val="1010"/>
+        </w:numPr>
+      </w:pPr>
+      <w:r>
         <w:t xml:space="preserve">Your agreement on the direction in §4 (the symmetrical exclusion gate, the threshold</w:t>
       </w:r>
       <w:r>
@@ -3392,7 +4364,7 @@
         <w:t xml:space="preserve">rollback, the retake discipline) before any code is written.</w:t>
       </w:r>
     </w:p>
-    <w:bookmarkEnd w:id="22"/>
+    <w:bookmarkEnd w:id="23"/>
     <w:sectPr>
       <w:footnotePr>
         <w:numRestart w:val="eachSect"/>
@@ -3698,34 +4670,7 @@
     <w:abstractNumId w:val="991"/>
   </w:num>
   <w:num w:numId="1002">
-    <w:abstractNumId w:val="99411"/>
-    <w:lvlOverride w:ilvl="0">
-      <w:startOverride w:val="1"/>
-    </w:lvlOverride>
-    <w:lvlOverride w:ilvl="1">
-      <w:startOverride w:val="1"/>
-    </w:lvlOverride>
-    <w:lvlOverride w:ilvl="2">
-      <w:startOverride w:val="1"/>
-    </w:lvlOverride>
-    <w:lvlOverride w:ilvl="3">
-      <w:startOverride w:val="1"/>
-    </w:lvlOverride>
-    <w:lvlOverride w:ilvl="4">
-      <w:startOverride w:val="1"/>
-    </w:lvlOverride>
-    <w:lvlOverride w:ilvl="5">
-      <w:startOverride w:val="1"/>
-    </w:lvlOverride>
-    <w:lvlOverride w:ilvl="6">
-      <w:startOverride w:val="1"/>
-    </w:lvlOverride>
-    <w:lvlOverride w:ilvl="7">
-      <w:startOverride w:val="1"/>
-    </w:lvlOverride>
-    <w:lvlOverride w:ilvl="8">
-      <w:startOverride w:val="1"/>
-    </w:lvlOverride>
+    <w:abstractNumId w:val="991"/>
   </w:num>
   <w:num w:numId="1003">
     <w:abstractNumId w:val="99411"/>
@@ -3758,7 +4703,34 @@
     </w:lvlOverride>
   </w:num>
   <w:num w:numId="1004">
-    <w:abstractNumId w:val="991"/>
+    <w:abstractNumId w:val="99411"/>
+    <w:lvlOverride w:ilvl="0">
+      <w:startOverride w:val="1"/>
+    </w:lvlOverride>
+    <w:lvlOverride w:ilvl="1">
+      <w:startOverride w:val="1"/>
+    </w:lvlOverride>
+    <w:lvlOverride w:ilvl="2">
+      <w:startOverride w:val="1"/>
+    </w:lvlOverride>
+    <w:lvlOverride w:ilvl="3">
+      <w:startOverride w:val="1"/>
+    </w:lvlOverride>
+    <w:lvlOverride w:ilvl="4">
+      <w:startOverride w:val="1"/>
+    </w:lvlOverride>
+    <w:lvlOverride w:ilvl="5">
+      <w:startOverride w:val="1"/>
+    </w:lvlOverride>
+    <w:lvlOverride w:ilvl="6">
+      <w:startOverride w:val="1"/>
+    </w:lvlOverride>
+    <w:lvlOverride w:ilvl="7">
+      <w:startOverride w:val="1"/>
+    </w:lvlOverride>
+    <w:lvlOverride w:ilvl="8">
+      <w:startOverride w:val="1"/>
+    </w:lvlOverride>
   </w:num>
   <w:num w:numId="1005">
     <w:abstractNumId w:val="991"/>
@@ -3773,6 +4745,9 @@
     <w:abstractNumId w:val="991"/>
   </w:num>
   <w:num w:numId="1009">
+    <w:abstractNumId w:val="991"/>
+  </w:num>
+  <w:num w:numId="1010">
     <w:abstractNumId w:val="99411"/>
     <w:lvlOverride w:ilvl="0">
       <w:startOverride w:val="1"/>
